--- a/src/assets/templates/contract.docx
+++ b/src/assets/templates/contract.docx
@@ -57,7 +57,7 @@
         <w:t xml:space="preserve">HỢP ĐỒNG THUÊ /MƯỢN/Ở NHỜ NHÀ, PHÒNG TRỌ</w:t>
       </w:r>
     </w:p>
-    <w:p xmlns:wp14="http://schemas.microsoft.com/office/word/2010/wordml" wp14:textId="00517AC9">
+    <w:p xmlns:wp14="http://schemas.microsoft.com/office/word/2010/wordml" wp14:textId="43DEB466">
       <w:pPr>
         <w:spacing w:before="60" w:after="60"/>
         <w:rPr>
@@ -110,7 +110,25 @@
           <w:szCs w:val="24"/>
           <w:lang w:val="en-US"/>
         </w:rPr>
-        <w:t>.........</w:t>
+        <w:t>{</w:t>
+      </w:r>
+      <w:r>
+        <w:rPr>
+          <w:rFonts w:ascii="Times New Roman" w:hAnsi="Times New Roman" w:eastAsia="Times New Roman" w:cs="Times New Roman"/>
+          <w:sz w:val="24"/>
+          <w:szCs w:val="24"/>
+          <w:lang w:val="en-US"/>
+        </w:rPr>
+        <w:t>dateDay</w:t>
+      </w:r>
+      <w:r>
+        <w:rPr>
+          <w:rFonts w:ascii="Times New Roman" w:hAnsi="Times New Roman" w:eastAsia="Times New Roman" w:cs="Times New Roman"/>
+          <w:sz w:val="24"/>
+          <w:szCs w:val="24"/>
+          <w:lang w:val="en-US"/>
+        </w:rPr>
+        <w:t>}</w:t>
       </w:r>
       <w:r>
         <w:rPr>
@@ -146,43 +164,97 @@
           <w:szCs w:val="24"/>
           <w:lang w:val="en-US"/>
         </w:rPr>
-        <w:t>............</w:t>
-      </w:r>
-      <w:r>
-        <w:rPr>
-          <w:rFonts w:ascii="Times New Roman" w:hAnsi="Times New Roman" w:eastAsia="Times New Roman" w:cs="Times New Roman"/>
-          <w:sz w:val="24"/>
-          <w:szCs w:val="24"/>
-          <w:lang w:val="en-US"/>
-        </w:rPr>
-        <w:t xml:space="preserve"> </w:t>
-      </w:r>
-      <w:r>
-        <w:rPr>
-          <w:rFonts w:ascii="Times New Roman" w:hAnsi="Times New Roman" w:eastAsia="Times New Roman" w:cs="Times New Roman"/>
-          <w:sz w:val="24"/>
-          <w:szCs w:val="24"/>
-          <w:lang w:val="en-US"/>
-        </w:rPr>
-        <w:t>năm</w:t>
-      </w:r>
-      <w:r>
-        <w:rPr>
-          <w:rFonts w:ascii="Times New Roman" w:hAnsi="Times New Roman" w:eastAsia="Times New Roman" w:cs="Times New Roman"/>
-          <w:sz w:val="24"/>
-          <w:szCs w:val="24"/>
-          <w:lang w:val="en-US"/>
-        </w:rPr>
-        <w:t xml:space="preserve"> </w:t>
-      </w:r>
-      <w:r>
-        <w:rPr>
-          <w:rFonts w:ascii="Times New Roman" w:hAnsi="Times New Roman" w:eastAsia="Times New Roman" w:cs="Times New Roman"/>
-          <w:sz w:val="24"/>
-          <w:szCs w:val="24"/>
-          <w:lang w:val="en-US"/>
-        </w:rPr>
-        <w:t>.............</w:t>
+        <w:t>{</w:t>
+      </w:r>
+      <w:r>
+        <w:rPr>
+          <w:rFonts w:ascii="Times New Roman" w:hAnsi="Times New Roman" w:eastAsia="Times New Roman" w:cs="Times New Roman"/>
+          <w:sz w:val="24"/>
+          <w:szCs w:val="24"/>
+          <w:lang w:val="en-US"/>
+        </w:rPr>
+        <w:t>dateMonth</w:t>
+      </w:r>
+      <w:r>
+        <w:rPr>
+          <w:rFonts w:ascii="Times New Roman" w:hAnsi="Times New Roman" w:eastAsia="Times New Roman" w:cs="Times New Roman"/>
+          <w:sz w:val="24"/>
+          <w:szCs w:val="24"/>
+          <w:lang w:val="en-US"/>
+        </w:rPr>
+        <w:t>}</w:t>
+      </w:r>
+      <w:r>
+        <w:rPr>
+          <w:rFonts w:ascii="Times New Roman" w:hAnsi="Times New Roman" w:eastAsia="Times New Roman" w:cs="Times New Roman"/>
+          <w:sz w:val="24"/>
+          <w:szCs w:val="24"/>
+          <w:lang w:val="en-US"/>
+        </w:rPr>
+        <w:t xml:space="preserve"> </w:t>
+      </w:r>
+      <w:r>
+        <w:rPr>
+          <w:rFonts w:ascii="Times New Roman" w:hAnsi="Times New Roman" w:eastAsia="Times New Roman" w:cs="Times New Roman"/>
+          <w:sz w:val="24"/>
+          <w:szCs w:val="24"/>
+          <w:lang w:val="en-US"/>
+        </w:rPr>
+        <w:t>n</w:t>
+      </w:r>
+      <w:r>
+        <w:rPr>
+          <w:rFonts w:ascii="Times New Roman" w:hAnsi="Times New Roman" w:eastAsia="Times New Roman" w:cs="Times New Roman"/>
+          <w:sz w:val="24"/>
+          <w:szCs w:val="24"/>
+          <w:lang w:val="en-US"/>
+        </w:rPr>
+        <w:t>ă</w:t>
+      </w:r>
+      <w:r>
+        <w:rPr>
+          <w:rFonts w:ascii="Times New Roman" w:hAnsi="Times New Roman" w:eastAsia="Times New Roman" w:cs="Times New Roman"/>
+          <w:sz w:val="24"/>
+          <w:szCs w:val="24"/>
+          <w:lang w:val="en-US"/>
+        </w:rPr>
+        <w:t>m</w:t>
+      </w:r>
+      <w:r>
+        <w:rPr>
+          <w:rFonts w:ascii="Times New Roman" w:hAnsi="Times New Roman" w:eastAsia="Times New Roman" w:cs="Times New Roman"/>
+          <w:sz w:val="24"/>
+          <w:szCs w:val="24"/>
+          <w:lang w:val="en-US"/>
+        </w:rPr>
+        <w:t xml:space="preserve"> </w:t>
+      </w:r>
+      <w:r>
+        <w:rPr>
+          <w:rFonts w:ascii="Times New Roman" w:hAnsi="Times New Roman" w:eastAsia="Times New Roman" w:cs="Times New Roman"/>
+          <w:sz w:val="24"/>
+          <w:szCs w:val="24"/>
+          <w:lang w:val="en-US"/>
+        </w:rPr>
+        <w:t>{</w:t>
+      </w:r>
+      <w:r>
+        <w:rPr>
+          <w:rFonts w:ascii="Times New Roman" w:hAnsi="Times New Roman" w:eastAsia="Times New Roman" w:cs="Times New Roman"/>
+          <w:sz w:val="24"/>
+          <w:szCs w:val="24"/>
+          <w:lang w:val="en-US"/>
+        </w:rPr>
+        <w:t>dateYear</w:t>
+      </w:r>
+      <w:r>
+        <w:rPr>
+          <w:rFonts w:ascii="Times New Roman" w:hAnsi="Times New Roman" w:eastAsia="Times New Roman" w:cs="Times New Roman"/>
+          <w:sz w:val="24"/>
+          <w:szCs w:val="24"/>
+          <w:lang w:val="en-US"/>
+        </w:rPr>
+        <w:t>}</w:t>
       </w:r>
       <w:r>
         <w:br/>
@@ -257,16 +329,7 @@
           <w:szCs w:val="24"/>
           <w:lang w:val="en-US"/>
         </w:rPr>
-        <w:t>..................................................................</w:t>
-      </w:r>
-      <w:r>
-        <w:rPr>
-          <w:rFonts w:ascii="Times New Roman" w:hAnsi="Times New Roman" w:eastAsia="Times New Roman" w:cs="Times New Roman"/>
-          <w:sz w:val="24"/>
-          <w:szCs w:val="24"/>
-          <w:lang w:val="en-US"/>
-        </w:rPr>
-        <w:t>.....................................................................</w:t>
+        <w:t>{propertyAddress}</w:t>
       </w:r>
     </w:p>
     <w:p xmlns:wp14="http://schemas.microsoft.com/office/word/2010/wordml" wp14:textId="77777777">
@@ -301,7 +364,7 @@
         <w:t xml:space="preserve"> (Gọi tắt là bên A)</w:t>
       </w:r>
     </w:p>
-    <w:p xmlns:wp14="http://schemas.microsoft.com/office/word/2010/wordml" wp14:textId="2312DBB8">
+    <w:p xmlns:wp14="http://schemas.microsoft.com/office/word/2010/wordml" wp14:textId="0C5E9EE5">
       <w:pPr>
         <w:spacing w:before="60" w:after="60"/>
         <w:rPr>
@@ -363,7 +426,25 @@
           <w:szCs w:val="24"/>
           <w:lang w:val="en-US"/>
         </w:rPr>
-        <w:t>..........................................</w:t>
+        <w:t>{</w:t>
+      </w:r>
+      <w:r>
+        <w:rPr>
+          <w:rFonts w:ascii="Times New Roman" w:hAnsi="Times New Roman" w:eastAsia="Times New Roman" w:cs="Times New Roman"/>
+          <w:sz w:val="24"/>
+          <w:szCs w:val="24"/>
+          <w:lang w:val="en-US"/>
+        </w:rPr>
+        <w:t>ownerName</w:t>
+      </w:r>
+      <w:r>
+        <w:rPr>
+          <w:rFonts w:ascii="Times New Roman" w:hAnsi="Times New Roman" w:eastAsia="Times New Roman" w:cs="Times New Roman"/>
+          <w:sz w:val="24"/>
+          <w:szCs w:val="24"/>
+          <w:lang w:val="en-US"/>
+        </w:rPr>
+        <w:t>}</w:t>
       </w:r>
       <w:r>
         <w:rPr>
@@ -399,7 +480,43 @@
           <w:szCs w:val="24"/>
           <w:lang w:val="en-US"/>
         </w:rPr>
-        <w:t xml:space="preserve">............ </w:t>
+        <w:t>{</w:t>
+      </w:r>
+      <w:r>
+        <w:rPr>
+          <w:rFonts w:ascii="Times New Roman" w:hAnsi="Times New Roman" w:eastAsia="Times New Roman" w:cs="Times New Roman"/>
+          <w:sz w:val="24"/>
+          <w:szCs w:val="24"/>
+          <w:lang w:val="en-US"/>
+        </w:rPr>
+        <w:t>ownerD</w:t>
+      </w:r>
+      <w:r>
+        <w:rPr>
+          <w:rFonts w:ascii="Times New Roman" w:hAnsi="Times New Roman" w:eastAsia="Times New Roman" w:cs="Times New Roman"/>
+          <w:sz w:val="24"/>
+          <w:szCs w:val="24"/>
+          <w:lang w:val="en-US"/>
+        </w:rPr>
+        <w:t>ob</w:t>
+      </w:r>
+      <w:r>
+        <w:rPr>
+          <w:rFonts w:ascii="Times New Roman" w:hAnsi="Times New Roman" w:eastAsia="Times New Roman" w:cs="Times New Roman"/>
+          <w:sz w:val="24"/>
+          <w:szCs w:val="24"/>
+          <w:lang w:val="en-US"/>
+        </w:rPr>
+        <w:t>}</w:t>
+      </w:r>
+      <w:r>
+        <w:rPr>
+          <w:rFonts w:ascii="Times New Roman" w:hAnsi="Times New Roman" w:eastAsia="Times New Roman" w:cs="Times New Roman"/>
+          <w:sz w:val="24"/>
+          <w:szCs w:val="24"/>
+          <w:lang w:val="en-US"/>
+        </w:rPr>
+        <w:t xml:space="preserve"> </w:t>
       </w:r>
       <w:r>
         <w:rPr>
@@ -417,10 +534,19 @@
           <w:szCs w:val="24"/>
           <w:lang w:val="en-US"/>
         </w:rPr>
-        <w:t>............................</w:t>
+        <w:t>{</w:t>
+      </w:r>
+      <w:r>
+        <w:rPr>
+          <w:rFonts w:ascii="Times New Roman" w:hAnsi="Times New Roman" w:eastAsia="Times New Roman" w:cs="Times New Roman"/>
+          <w:sz w:val="24"/>
+          <w:szCs w:val="24"/>
+          <w:lang w:val="en-US"/>
+        </w:rPr>
+        <w:t>ownerNationalId}</w:t>
       </w:r>
     </w:p>
-    <w:p xmlns:wp14="http://schemas.microsoft.com/office/word/2010/wordml" wp14:textId="637ACF33">
+    <w:p xmlns:wp14="http://schemas.microsoft.com/office/word/2010/wordml" wp14:textId="28C86321">
       <w:pPr>
         <w:spacing w:before="60" w:after="60"/>
         <w:rPr>
@@ -455,25 +581,43 @@
           <w:szCs w:val="24"/>
           <w:lang w:val="en-US"/>
         </w:rPr>
-        <w:t>đăng</w:t>
-      </w:r>
-      <w:r>
-        <w:rPr>
-          <w:rFonts w:ascii="Times New Roman" w:hAnsi="Times New Roman" w:eastAsia="Times New Roman" w:cs="Times New Roman"/>
-          <w:sz w:val="24"/>
-          <w:szCs w:val="24"/>
-          <w:lang w:val="en-US"/>
-        </w:rPr>
-        <w:t xml:space="preserve"> </w:t>
-      </w:r>
-      <w:r>
-        <w:rPr>
-          <w:rFonts w:ascii="Times New Roman" w:hAnsi="Times New Roman" w:eastAsia="Times New Roman" w:cs="Times New Roman"/>
-          <w:sz w:val="24"/>
-          <w:szCs w:val="24"/>
-          <w:lang w:val="en-US"/>
-        </w:rPr>
-        <w:t>kí</w:t>
+        <w:t>đăn</w:t>
+      </w:r>
+      <w:r>
+        <w:rPr>
+          <w:rFonts w:ascii="Times New Roman" w:hAnsi="Times New Roman" w:eastAsia="Times New Roman" w:cs="Times New Roman"/>
+          <w:sz w:val="24"/>
+          <w:szCs w:val="24"/>
+          <w:lang w:val="en-US"/>
+        </w:rPr>
+        <w:t>g</w:t>
+      </w:r>
+      <w:r>
+        <w:rPr>
+          <w:rFonts w:ascii="Times New Roman" w:hAnsi="Times New Roman" w:eastAsia="Times New Roman" w:cs="Times New Roman"/>
+          <w:sz w:val="24"/>
+          <w:szCs w:val="24"/>
+          <w:lang w:val="en-US"/>
+        </w:rPr>
+        <w:t xml:space="preserve"> </w:t>
+      </w:r>
+      <w:r>
+        <w:rPr>
+          <w:rFonts w:ascii="Times New Roman" w:hAnsi="Times New Roman" w:eastAsia="Times New Roman" w:cs="Times New Roman"/>
+          <w:sz w:val="24"/>
+          <w:szCs w:val="24"/>
+          <w:lang w:val="en-US"/>
+        </w:rPr>
+        <w:t>k</w:t>
+      </w:r>
+      <w:r>
+        <w:rPr>
+          <w:rFonts w:ascii="Times New Roman" w:hAnsi="Times New Roman" w:eastAsia="Times New Roman" w:cs="Times New Roman"/>
+          <w:sz w:val="24"/>
+          <w:szCs w:val="24"/>
+          <w:lang w:val="en-US"/>
+        </w:rPr>
+        <w:t>í</w:t>
       </w:r>
       <w:r>
         <w:rPr>
@@ -527,19 +671,7 @@
           <w:szCs w:val="24"/>
           <w:lang w:val="en-US"/>
         </w:rPr>
-        <w:t>....................................................................................................................</w:t>
-      </w:r>
-      <w:r>
-        <w:br/>
-      </w:r>
-      <w:r>
-        <w:rPr>
-          <w:rFonts w:ascii="Times New Roman" w:hAnsi="Times New Roman" w:eastAsia="Times New Roman" w:cs="Times New Roman"/>
-          <w:sz w:val="24"/>
-          <w:szCs w:val="24"/>
-          <w:lang w:val="en-US"/>
-        </w:rPr>
-        <w:t>.........................................................................................................................................................</w:t>
+        <w:t>{ownerAddress}</w:t>
       </w:r>
     </w:p>
     <w:p xmlns:wp14="http://schemas.microsoft.com/office/word/2010/wordml" wp14:textId="192D520B">
@@ -765,6 +897,15 @@
         </w:rPr>
         <w:t>....................................................................................................................</w:t>
       </w:r>
+      <w:r>
+        <w:rPr>
+          <w:rFonts w:ascii="Times New Roman" w:hAnsi="Times New Roman" w:eastAsia="Times New Roman" w:cs="Times New Roman"/>
+          <w:sz w:val="24"/>
+          <w:szCs w:val="24"/>
+          <w:lang w:val="en-US"/>
+        </w:rPr>
+        <w:t>.....</w:t>
+      </w:r>
     </w:p>
     <w:p>
       <w:pPr>
@@ -785,14 +926,32 @@
         </w:rPr>
         <w:t>.........................................................................................................................................................</w:t>
       </w:r>
+      <w:r>
+        <w:rPr>
+          <w:rFonts w:ascii="Times New Roman" w:hAnsi="Times New Roman" w:eastAsia="Times New Roman" w:cs="Times New Roman"/>
+          <w:sz w:val="24"/>
+          <w:szCs w:val="24"/>
+          <w:lang w:val="en-US"/>
+        </w:rPr>
+        <w:t>......</w:t>
+      </w:r>
     </w:p>
-    <w:p xmlns:wp14="http://schemas.microsoft.com/office/word/2010/wordml" wp14:textId="45CB34E9">
-      <w:pPr>
+    <w:p xmlns:wp14="http://schemas.microsoft.com/office/word/2010/wordml" wp14:textId="494A2DCB">
+      <w:pPr>
+        <w:pStyle w:val="Normal"/>
         <w:spacing w:before="60" w:after="60"/>
         <w:rPr>
-          <w:rFonts w:ascii="Times New Roman" w:hAnsi="Times New Roman" w:eastAsia="Times New Roman" w:cs="Times New Roman"/>
-          <w:sz w:val="24"/>
-          <w:szCs w:val="24"/>
+          <w:rFonts w:ascii="Consolas" w:hAnsi="Consolas" w:eastAsia="Consolas" w:cs="Consolas"/>
+          <w:b w:val="0"/>
+          <w:bCs w:val="0"/>
+          <w:i w:val="0"/>
+          <w:iCs w:val="0"/>
+          <w:caps w:val="0"/>
+          <w:smallCaps w:val="0"/>
+          <w:noProof w:val="0"/>
+          <w:color w:val="D0D0D0"/>
+          <w:sz w:val="17"/>
+          <w:szCs w:val="17"/>
           <w:lang w:val="en-US"/>
         </w:rPr>
       </w:pPr>
@@ -857,7 +1016,25 @@
           <w:szCs w:val="24"/>
           <w:lang w:val="en-US"/>
         </w:rPr>
-        <w:t>hữu</w:t>
+        <w:t>h</w:t>
+      </w:r>
+      <w:r>
+        <w:rPr>
+          <w:rFonts w:ascii="Times New Roman" w:hAnsi="Times New Roman" w:eastAsia="Times New Roman" w:cs="Times New Roman"/>
+          <w:sz w:val="24"/>
+          <w:szCs w:val="24"/>
+          <w:lang w:val="en-US"/>
+        </w:rPr>
+        <w:t>ữ</w:t>
+      </w:r>
+      <w:r>
+        <w:rPr>
+          <w:rFonts w:ascii="Times New Roman" w:hAnsi="Times New Roman" w:eastAsia="Times New Roman" w:cs="Times New Roman"/>
+          <w:sz w:val="24"/>
+          <w:szCs w:val="24"/>
+          <w:lang w:val="en-US"/>
+        </w:rPr>
+        <w:t>u</w:t>
       </w:r>
       <w:r>
         <w:rPr>
@@ -983,187 +1160,25 @@
           <w:szCs w:val="24"/>
           <w:lang w:val="en-US"/>
         </w:rPr>
-        <w:t xml:space="preserve">115/17 </w:t>
-      </w:r>
-      <w:r>
-        <w:rPr>
-          <w:rFonts w:ascii="Times New Roman" w:hAnsi="Times New Roman" w:eastAsia="Times New Roman" w:cs="Times New Roman"/>
-          <w:sz w:val="24"/>
-          <w:szCs w:val="24"/>
-          <w:lang w:val="en-US"/>
-        </w:rPr>
-        <w:t>Đường</w:t>
-      </w:r>
-      <w:r>
-        <w:rPr>
-          <w:rFonts w:ascii="Times New Roman" w:hAnsi="Times New Roman" w:eastAsia="Times New Roman" w:cs="Times New Roman"/>
-          <w:sz w:val="24"/>
-          <w:szCs w:val="24"/>
-          <w:lang w:val="en-US"/>
-        </w:rPr>
-        <w:t xml:space="preserve"> </w:t>
-      </w:r>
-      <w:r>
-        <w:rPr>
-          <w:rFonts w:ascii="Times New Roman" w:hAnsi="Times New Roman" w:eastAsia="Times New Roman" w:cs="Times New Roman"/>
-          <w:sz w:val="24"/>
-          <w:szCs w:val="24"/>
-          <w:lang w:val="en-US"/>
-        </w:rPr>
-        <w:t>số</w:t>
-      </w:r>
-      <w:r>
-        <w:rPr>
-          <w:rFonts w:ascii="Times New Roman" w:hAnsi="Times New Roman" w:eastAsia="Times New Roman" w:cs="Times New Roman"/>
-          <w:sz w:val="24"/>
-          <w:szCs w:val="24"/>
-          <w:lang w:val="en-US"/>
-        </w:rPr>
-        <w:t xml:space="preserve"> 5 </w:t>
-      </w:r>
-      <w:r>
-        <w:rPr>
-          <w:rFonts w:ascii="Times New Roman" w:hAnsi="Times New Roman" w:eastAsia="Times New Roman" w:cs="Times New Roman"/>
-          <w:sz w:val="24"/>
-          <w:szCs w:val="24"/>
-          <w:lang w:val="en-US"/>
-        </w:rPr>
-        <w:t xml:space="preserve">Khu </w:t>
-      </w:r>
-      <w:r>
-        <w:rPr>
-          <w:rFonts w:ascii="Times New Roman" w:hAnsi="Times New Roman" w:eastAsia="Times New Roman" w:cs="Times New Roman"/>
-          <w:sz w:val="24"/>
-          <w:szCs w:val="24"/>
-          <w:lang w:val="en-US"/>
-        </w:rPr>
-        <w:t>phố</w:t>
-      </w:r>
-      <w:r>
-        <w:rPr>
-          <w:rFonts w:ascii="Times New Roman" w:hAnsi="Times New Roman" w:eastAsia="Times New Roman" w:cs="Times New Roman"/>
-          <w:sz w:val="24"/>
-          <w:szCs w:val="24"/>
-          <w:lang w:val="en-US"/>
-        </w:rPr>
-        <w:t xml:space="preserve"> 21 </w:t>
-      </w:r>
-      <w:r>
-        <w:rPr>
-          <w:rFonts w:ascii="Times New Roman" w:hAnsi="Times New Roman" w:eastAsia="Times New Roman" w:cs="Times New Roman"/>
-          <w:sz w:val="24"/>
-          <w:szCs w:val="24"/>
-          <w:lang w:val="en-US"/>
-        </w:rPr>
-        <w:t>Phường</w:t>
-      </w:r>
-      <w:r>
-        <w:rPr>
-          <w:rFonts w:ascii="Times New Roman" w:hAnsi="Times New Roman" w:eastAsia="Times New Roman" w:cs="Times New Roman"/>
-          <w:sz w:val="24"/>
-          <w:szCs w:val="24"/>
-          <w:lang w:val="en-US"/>
-        </w:rPr>
-        <w:t xml:space="preserve"> Linh Xuân,</w:t>
-      </w:r>
-      <w:r>
-        <w:rPr>
-          <w:rFonts w:ascii="Times New Roman" w:hAnsi="Times New Roman" w:eastAsia="Times New Roman" w:cs="Times New Roman"/>
-          <w:sz w:val="24"/>
-          <w:szCs w:val="24"/>
-          <w:lang w:val="en-US"/>
-        </w:rPr>
-        <w:t xml:space="preserve"> </w:t>
-      </w:r>
-      <w:r>
-        <w:rPr>
-          <w:rFonts w:ascii="Times New Roman" w:hAnsi="Times New Roman" w:eastAsia="Times New Roman" w:cs="Times New Roman"/>
-          <w:sz w:val="24"/>
-          <w:szCs w:val="24"/>
-          <w:lang w:val="en-US"/>
-        </w:rPr>
-        <w:t>T</w:t>
-      </w:r>
-      <w:r>
-        <w:rPr>
-          <w:rFonts w:ascii="Times New Roman" w:hAnsi="Times New Roman" w:eastAsia="Times New Roman" w:cs="Times New Roman"/>
-          <w:sz w:val="24"/>
-          <w:szCs w:val="24"/>
-          <w:lang w:val="en-US"/>
-        </w:rPr>
-        <w:t>p</w:t>
-      </w:r>
-      <w:r>
-        <w:rPr>
-          <w:rFonts w:ascii="Times New Roman" w:hAnsi="Times New Roman" w:eastAsia="Times New Roman" w:cs="Times New Roman"/>
-          <w:sz w:val="24"/>
-          <w:szCs w:val="24"/>
-          <w:lang w:val="en-US"/>
-        </w:rPr>
-        <w:t xml:space="preserve"> </w:t>
-      </w:r>
-      <w:r>
-        <w:rPr>
-          <w:rFonts w:ascii="Times New Roman" w:hAnsi="Times New Roman" w:eastAsia="Times New Roman" w:cs="Times New Roman"/>
-          <w:sz w:val="24"/>
-          <w:szCs w:val="24"/>
-          <w:lang w:val="en-US"/>
-        </w:rPr>
-        <w:t>Th</w:t>
-      </w:r>
-      <w:r>
-        <w:rPr>
-          <w:rFonts w:ascii="Times New Roman" w:hAnsi="Times New Roman" w:eastAsia="Times New Roman" w:cs="Times New Roman"/>
-          <w:sz w:val="24"/>
-          <w:szCs w:val="24"/>
-          <w:lang w:val="en-US"/>
-        </w:rPr>
-        <w:t>ủ</w:t>
-      </w:r>
-      <w:r>
-        <w:rPr>
-          <w:rFonts w:ascii="Times New Roman" w:hAnsi="Times New Roman" w:eastAsia="Times New Roman" w:cs="Times New Roman"/>
-          <w:sz w:val="24"/>
-          <w:szCs w:val="24"/>
-          <w:lang w:val="en-US"/>
-        </w:rPr>
-        <w:t xml:space="preserve"> Đức, TP</w:t>
-      </w:r>
-      <w:r>
-        <w:rPr>
-          <w:rFonts w:ascii="Times New Roman" w:hAnsi="Times New Roman" w:eastAsia="Times New Roman" w:cs="Times New Roman"/>
-          <w:sz w:val="24"/>
-          <w:szCs w:val="24"/>
-          <w:lang w:val="en-US"/>
-        </w:rPr>
-        <w:t xml:space="preserve"> </w:t>
-      </w:r>
-      <w:r>
-        <w:rPr>
-          <w:rFonts w:ascii="Times New Roman" w:hAnsi="Times New Roman" w:eastAsia="Times New Roman" w:cs="Times New Roman"/>
-          <w:sz w:val="24"/>
-          <w:szCs w:val="24"/>
-          <w:lang w:val="en-US"/>
-        </w:rPr>
-        <w:t>H</w:t>
-      </w:r>
-      <w:r>
-        <w:rPr>
-          <w:rFonts w:ascii="Times New Roman" w:hAnsi="Times New Roman" w:eastAsia="Times New Roman" w:cs="Times New Roman"/>
-          <w:sz w:val="24"/>
-          <w:szCs w:val="24"/>
-          <w:lang w:val="en-US"/>
-        </w:rPr>
-        <w:t>ồ</w:t>
-      </w:r>
-      <w:r>
-        <w:rPr>
-          <w:rFonts w:ascii="Times New Roman" w:hAnsi="Times New Roman" w:eastAsia="Times New Roman" w:cs="Times New Roman"/>
-          <w:sz w:val="24"/>
-          <w:szCs w:val="24"/>
-          <w:lang w:val="en-US"/>
-        </w:rPr>
-        <w:t xml:space="preserve"> Chí Minh.</w:t>
+        <w:t>{</w:t>
+      </w:r>
+      <w:r>
+        <w:rPr>
+          <w:rFonts w:ascii="Times New Roman" w:hAnsi="Times New Roman" w:eastAsia="Times New Roman" w:cs="Times New Roman"/>
+          <w:sz w:val="24"/>
+          <w:szCs w:val="24"/>
+          <w:lang w:val="en-US"/>
+        </w:rPr>
+        <w:t>propertyAddress</w:t>
+      </w:r>
+      <w:r>
+        <w:rPr>
+          <w:rFonts w:ascii="Times New Roman" w:hAnsi="Times New Roman" w:eastAsia="Times New Roman" w:cs="Times New Roman"/>
+          <w:sz w:val="24"/>
+          <w:szCs w:val="24"/>
+          <w:lang w:val="en-US"/>
+        </w:rPr>
+        <w:t>}</w:t>
       </w:r>
     </w:p>
     <w:p xmlns:wp14="http://schemas.microsoft.com/office/word/2010/wordml" wp14:textId="77777777">
@@ -1198,7 +1213,7 @@
         <w:t xml:space="preserve"> (Gọi tắt là bên B)</w:t>
       </w:r>
     </w:p>
-    <w:p xmlns:wp14="http://schemas.microsoft.com/office/word/2010/wordml" wp14:textId="6EDA5FA4">
+    <w:p>
       <w:pPr>
         <w:spacing w:before="60" w:after="60"/>
       </w:pPr>
@@ -1209,7 +1224,7 @@
           <w:szCs w:val="24"/>
           <w:lang w:val="en-US"/>
         </w:rPr>
-        <w:t xml:space="preserve">1.  </w:t>
+        <w:t xml:space="preserve">{#tenants} {index}. </w:t>
       </w:r>
       <w:r>
         <w:rPr>
@@ -1245,7 +1260,25 @@
           <w:szCs w:val="24"/>
           <w:lang w:val="en-US"/>
         </w:rPr>
-        <w:t xml:space="preserve"> .......................................Sinh </w:t>
+        <w:t xml:space="preserve"> {</w:t>
+      </w:r>
+      <w:r>
+        <w:rPr>
+          <w:rFonts w:ascii="Times New Roman" w:hAnsi="Times New Roman" w:eastAsia="Times New Roman" w:cs="Times New Roman"/>
+          <w:sz w:val="24"/>
+          <w:szCs w:val="24"/>
+          <w:lang w:val="en-US"/>
+        </w:rPr>
+        <w:t>fullName</w:t>
+      </w:r>
+      <w:r>
+        <w:rPr>
+          <w:rFonts w:ascii="Times New Roman" w:hAnsi="Times New Roman" w:eastAsia="Times New Roman" w:cs="Times New Roman"/>
+          <w:sz w:val="24"/>
+          <w:szCs w:val="24"/>
+          <w:lang w:val="en-US"/>
+        </w:rPr>
+        <w:t xml:space="preserve">} Sinh </w:t>
       </w:r>
       <w:r>
         <w:rPr>
@@ -1263,173 +1296,733 @@
           <w:szCs w:val="24"/>
           <w:lang w:val="en-US"/>
         </w:rPr>
-        <w:t>...........CCCD: .........................</w:t>
-      </w:r>
-      <w:r>
-        <w:rPr>
-          <w:rFonts w:ascii="Times New Roman" w:hAnsi="Times New Roman" w:eastAsia="Times New Roman" w:cs="Times New Roman"/>
-          <w:sz w:val="24"/>
-          <w:szCs w:val="24"/>
-          <w:lang w:val="en-US"/>
-        </w:rPr>
-        <w:t>...................</w:t>
+        <w:t>: {dob} CCCD: {</w:t>
+      </w:r>
+      <w:r>
+        <w:rPr>
+          <w:rFonts w:ascii="Times New Roman" w:hAnsi="Times New Roman" w:eastAsia="Times New Roman" w:cs="Times New Roman"/>
+          <w:sz w:val="24"/>
+          <w:szCs w:val="24"/>
+          <w:lang w:val="en-US"/>
+        </w:rPr>
+        <w:t>nationalId</w:t>
+      </w:r>
+      <w:r>
+        <w:rPr>
+          <w:rFonts w:ascii="Times New Roman" w:hAnsi="Times New Roman" w:eastAsia="Times New Roman" w:cs="Times New Roman"/>
+          <w:sz w:val="24"/>
+          <w:szCs w:val="24"/>
+          <w:lang w:val="en-US"/>
+        </w:rPr>
+        <w:t xml:space="preserve">} </w:t>
+      </w:r>
+    </w:p>
+    <w:p>
+      <w:pPr>
+        <w:spacing w:before="60" w:after="60"/>
+      </w:pPr>
+      <w:r>
+        <w:rPr>
+          <w:rFonts w:ascii="Times New Roman" w:hAnsi="Times New Roman" w:eastAsia="Times New Roman" w:cs="Times New Roman"/>
+          <w:sz w:val="24"/>
+          <w:szCs w:val="24"/>
+          <w:lang w:val="en-US"/>
+        </w:rPr>
+        <w:t xml:space="preserve">Nơi </w:t>
+      </w:r>
+      <w:r>
+        <w:rPr>
+          <w:rFonts w:ascii="Times New Roman" w:hAnsi="Times New Roman" w:eastAsia="Times New Roman" w:cs="Times New Roman"/>
+          <w:sz w:val="24"/>
+          <w:szCs w:val="24"/>
+          <w:lang w:val="en-US"/>
+        </w:rPr>
+        <w:t>đăng</w:t>
+      </w:r>
+      <w:r>
+        <w:rPr>
+          <w:rFonts w:ascii="Times New Roman" w:hAnsi="Times New Roman" w:eastAsia="Times New Roman" w:cs="Times New Roman"/>
+          <w:sz w:val="24"/>
+          <w:szCs w:val="24"/>
+          <w:lang w:val="en-US"/>
+        </w:rPr>
+        <w:t xml:space="preserve"> </w:t>
+      </w:r>
+      <w:r>
+        <w:rPr>
+          <w:rFonts w:ascii="Times New Roman" w:hAnsi="Times New Roman" w:eastAsia="Times New Roman" w:cs="Times New Roman"/>
+          <w:sz w:val="24"/>
+          <w:szCs w:val="24"/>
+          <w:lang w:val="en-US"/>
+        </w:rPr>
+        <w:t>kí</w:t>
+      </w:r>
+      <w:r>
+        <w:rPr>
+          <w:rFonts w:ascii="Times New Roman" w:hAnsi="Times New Roman" w:eastAsia="Times New Roman" w:cs="Times New Roman"/>
+          <w:sz w:val="24"/>
+          <w:szCs w:val="24"/>
+          <w:lang w:val="en-US"/>
+        </w:rPr>
+        <w:t xml:space="preserve"> </w:t>
+      </w:r>
+      <w:r>
+        <w:rPr>
+          <w:rFonts w:ascii="Times New Roman" w:hAnsi="Times New Roman" w:eastAsia="Times New Roman" w:cs="Times New Roman"/>
+          <w:sz w:val="24"/>
+          <w:szCs w:val="24"/>
+          <w:lang w:val="en-US"/>
+        </w:rPr>
+        <w:t>thường</w:t>
+      </w:r>
+      <w:r>
+        <w:rPr>
+          <w:rFonts w:ascii="Times New Roman" w:hAnsi="Times New Roman" w:eastAsia="Times New Roman" w:cs="Times New Roman"/>
+          <w:sz w:val="24"/>
+          <w:szCs w:val="24"/>
+          <w:lang w:val="en-US"/>
+        </w:rPr>
+        <w:t xml:space="preserve"> </w:t>
+      </w:r>
+      <w:r>
+        <w:rPr>
+          <w:rFonts w:ascii="Times New Roman" w:hAnsi="Times New Roman" w:eastAsia="Times New Roman" w:cs="Times New Roman"/>
+          <w:sz w:val="24"/>
+          <w:szCs w:val="24"/>
+          <w:lang w:val="en-US"/>
+        </w:rPr>
+        <w:t>trú</w:t>
+      </w:r>
+      <w:r>
+        <w:rPr>
+          <w:rFonts w:ascii="Times New Roman" w:hAnsi="Times New Roman" w:eastAsia="Times New Roman" w:cs="Times New Roman"/>
+          <w:sz w:val="24"/>
+          <w:szCs w:val="24"/>
+          <w:lang w:val="en-US"/>
+        </w:rPr>
+        <w:t>: {address}</w:t>
+      </w:r>
+    </w:p>
+    <w:p>
+      <w:pPr>
+        <w:spacing w:before="60" w:after="60"/>
+      </w:pPr>
+      <w:r>
+        <w:rPr>
+          <w:rFonts w:ascii="Times New Roman" w:hAnsi="Times New Roman" w:eastAsia="Times New Roman" w:cs="Times New Roman"/>
+          <w:sz w:val="24"/>
+          <w:szCs w:val="24"/>
+          <w:lang w:val="en-US"/>
+        </w:rPr>
+        <w:t>{/tenants}</w:t>
       </w:r>
     </w:p>
     <w:p xmlns:wp14="http://schemas.microsoft.com/office/word/2010/wordml" wp14:textId="77777777">
       <w:pPr>
+        <w:spacing w:before="80" w:after="60"/>
+      </w:pPr>
+    </w:p>
+    <w:p xmlns:wp14="http://schemas.microsoft.com/office/word/2010/wordml" wp14:textId="77777777">
+      <w:pPr>
         <w:spacing w:before="60" w:after="60"/>
       </w:pPr>
       <w:r>
         <w:rPr>
           <w:rFonts w:ascii="Times New Roman" w:hAnsi="Times New Roman" w:eastAsia="Times New Roman" w:cs="Times New Roman"/>
-          <w:sz w:val="24"/>
-          <w:szCs w:val="24"/>
-          <w:lang w:val="en-US"/>
-        </w:rPr>
-        <w:t>Nơi đăng kí thường trú.......................................................................................................</w:t>
+          <w:b w:val="1"/>
+          <w:bCs w:val="1"/>
+          <w:sz w:val="24"/>
+          <w:szCs w:val="24"/>
+          <w:lang w:val="en-US"/>
+        </w:rPr>
+        <w:t xml:space="preserve">   Sau khi thỏa thuận, hai bên thống nhất như sau:</w:t>
       </w:r>
     </w:p>
-    <w:p xmlns:wp14="http://schemas.microsoft.com/office/word/2010/wordml" wp14:textId="3F766FD4">
+    <w:p xmlns:wp14="http://schemas.microsoft.com/office/word/2010/wordml" wp14:textId="64B36368">
       <w:pPr>
         <w:pStyle w:val="Normal"/>
         <w:spacing w:before="60" w:after="60"/>
-      </w:pPr>
-      <w:r>
-        <w:rPr>
-          <w:rFonts w:ascii="Times New Roman" w:hAnsi="Times New Roman" w:eastAsia="Times New Roman" w:cs="Times New Roman"/>
-          <w:sz w:val="24"/>
-          <w:szCs w:val="24"/>
-          <w:lang w:val="en-US"/>
-        </w:rPr>
-        <w:t xml:space="preserve">2.  </w:t>
-      </w:r>
-      <w:r>
-        <w:rPr>
-          <w:rFonts w:ascii="Times New Roman" w:hAnsi="Times New Roman" w:eastAsia="Times New Roman" w:cs="Times New Roman"/>
-          <w:sz w:val="24"/>
-          <w:szCs w:val="24"/>
-          <w:lang w:val="en-US"/>
-        </w:rPr>
-        <w:t>Ông</w:t>
-      </w:r>
-      <w:r>
-        <w:rPr>
-          <w:rFonts w:ascii="Times New Roman" w:hAnsi="Times New Roman" w:eastAsia="Times New Roman" w:cs="Times New Roman"/>
-          <w:sz w:val="24"/>
-          <w:szCs w:val="24"/>
-          <w:lang w:val="en-US"/>
-        </w:rPr>
-        <w:t>/</w:t>
-      </w:r>
-      <w:r>
-        <w:rPr>
-          <w:rFonts w:ascii="Times New Roman" w:hAnsi="Times New Roman" w:eastAsia="Times New Roman" w:cs="Times New Roman"/>
-          <w:sz w:val="24"/>
-          <w:szCs w:val="24"/>
-          <w:lang w:val="en-US"/>
-        </w:rPr>
-        <w:t>bà</w:t>
-      </w:r>
-      <w:r>
-        <w:rPr>
-          <w:rFonts w:ascii="Times New Roman" w:hAnsi="Times New Roman" w:eastAsia="Times New Roman" w:cs="Times New Roman"/>
-          <w:sz w:val="24"/>
-          <w:szCs w:val="24"/>
-          <w:lang w:val="en-US"/>
-        </w:rPr>
-        <w:t xml:space="preserve"> .......................................Sinh </w:t>
-      </w:r>
-      <w:r>
-        <w:rPr>
-          <w:rFonts w:ascii="Times New Roman" w:hAnsi="Times New Roman" w:eastAsia="Times New Roman" w:cs="Times New Roman"/>
-          <w:sz w:val="24"/>
-          <w:szCs w:val="24"/>
-          <w:lang w:val="en-US"/>
-        </w:rPr>
-        <w:t>năm</w:t>
-      </w:r>
-      <w:r>
-        <w:rPr>
-          <w:rFonts w:ascii="Times New Roman" w:hAnsi="Times New Roman" w:eastAsia="Times New Roman" w:cs="Times New Roman"/>
-          <w:sz w:val="24"/>
-          <w:szCs w:val="24"/>
-          <w:lang w:val="en-US"/>
-        </w:rPr>
-        <w:t xml:space="preserve">...........CCCD: </w:t>
-      </w:r>
-      <w:r>
-        <w:rPr>
-          <w:rFonts w:ascii="Times New Roman" w:hAnsi="Times New Roman" w:eastAsia="Times New Roman" w:cs="Times New Roman"/>
-          <w:sz w:val="24"/>
-          <w:szCs w:val="24"/>
-          <w:lang w:val="en-US"/>
-        </w:rPr>
-        <w:t>............................................</w:t>
+        <w:rPr>
+          <w:rFonts w:ascii="Times New Roman" w:hAnsi="Times New Roman" w:eastAsia="Times New Roman" w:cs="Times New Roman"/>
+          <w:sz w:val="24"/>
+          <w:szCs w:val="24"/>
+          <w:lang w:val="en-US"/>
+        </w:rPr>
+      </w:pPr>
+      <w:r>
+        <w:rPr>
+          <w:rFonts w:ascii="Times New Roman" w:hAnsi="Times New Roman" w:eastAsia="Times New Roman" w:cs="Times New Roman"/>
+          <w:sz w:val="24"/>
+          <w:szCs w:val="24"/>
+          <w:lang w:val="en-US"/>
+        </w:rPr>
+        <w:t xml:space="preserve">   </w:t>
+      </w:r>
+      <w:r>
+        <w:rPr>
+          <w:rFonts w:ascii="Times New Roman" w:hAnsi="Times New Roman" w:eastAsia="Times New Roman" w:cs="Times New Roman"/>
+          <w:sz w:val="24"/>
+          <w:szCs w:val="24"/>
+          <w:lang w:val="en-US"/>
+        </w:rPr>
+        <w:t>B</w:t>
+      </w:r>
+      <w:r>
+        <w:rPr>
+          <w:rFonts w:ascii="Times New Roman" w:hAnsi="Times New Roman" w:eastAsia="Times New Roman" w:cs="Times New Roman"/>
+          <w:sz w:val="24"/>
+          <w:szCs w:val="24"/>
+          <w:lang w:val="en-US"/>
+        </w:rPr>
+        <w:t>ên</w:t>
+      </w:r>
+      <w:r>
+        <w:rPr>
+          <w:rFonts w:ascii="Times New Roman" w:hAnsi="Times New Roman" w:eastAsia="Times New Roman" w:cs="Times New Roman"/>
+          <w:sz w:val="24"/>
+          <w:szCs w:val="24"/>
+          <w:lang w:val="en-US"/>
+        </w:rPr>
+        <w:t xml:space="preserve"> </w:t>
+      </w:r>
+      <w:r>
+        <w:rPr>
+          <w:rFonts w:ascii="Times New Roman" w:hAnsi="Times New Roman" w:eastAsia="Times New Roman" w:cs="Times New Roman"/>
+          <w:sz w:val="24"/>
+          <w:szCs w:val="24"/>
+          <w:lang w:val="en-US"/>
+        </w:rPr>
+        <w:t>A</w:t>
+      </w:r>
+      <w:r>
+        <w:rPr>
+          <w:rFonts w:ascii="Times New Roman" w:hAnsi="Times New Roman" w:eastAsia="Times New Roman" w:cs="Times New Roman"/>
+          <w:sz w:val="24"/>
+          <w:szCs w:val="24"/>
+          <w:lang w:val="en-US"/>
+        </w:rPr>
+        <w:t xml:space="preserve"> </w:t>
+      </w:r>
+      <w:r>
+        <w:rPr>
+          <w:rFonts w:ascii="Times New Roman" w:hAnsi="Times New Roman" w:eastAsia="Times New Roman" w:cs="Times New Roman"/>
+          <w:sz w:val="24"/>
+          <w:szCs w:val="24"/>
+          <w:lang w:val="en-US"/>
+        </w:rPr>
+        <w:t>đ</w:t>
+      </w:r>
+      <w:r>
+        <w:rPr>
+          <w:rFonts w:ascii="Times New Roman" w:hAnsi="Times New Roman" w:eastAsia="Times New Roman" w:cs="Times New Roman"/>
+          <w:sz w:val="24"/>
+          <w:szCs w:val="24"/>
+          <w:lang w:val="en-US"/>
+        </w:rPr>
+        <w:t>ồ</w:t>
+      </w:r>
+      <w:r>
+        <w:rPr>
+          <w:rFonts w:ascii="Times New Roman" w:hAnsi="Times New Roman" w:eastAsia="Times New Roman" w:cs="Times New Roman"/>
+          <w:sz w:val="24"/>
+          <w:szCs w:val="24"/>
+          <w:lang w:val="en-US"/>
+        </w:rPr>
+        <w:t>n</w:t>
+      </w:r>
+      <w:r>
+        <w:rPr>
+          <w:rFonts w:ascii="Times New Roman" w:hAnsi="Times New Roman" w:eastAsia="Times New Roman" w:cs="Times New Roman"/>
+          <w:sz w:val="24"/>
+          <w:szCs w:val="24"/>
+          <w:lang w:val="en-US"/>
+        </w:rPr>
+        <w:t>g</w:t>
+      </w:r>
+      <w:r>
+        <w:rPr>
+          <w:rFonts w:ascii="Times New Roman" w:hAnsi="Times New Roman" w:eastAsia="Times New Roman" w:cs="Times New Roman"/>
+          <w:sz w:val="24"/>
+          <w:szCs w:val="24"/>
+          <w:lang w:val="en-US"/>
+        </w:rPr>
+        <w:t xml:space="preserve"> ý</w:t>
+      </w:r>
+      <w:r>
+        <w:rPr>
+          <w:rFonts w:ascii="Times New Roman" w:hAnsi="Times New Roman" w:eastAsia="Times New Roman" w:cs="Times New Roman"/>
+          <w:sz w:val="24"/>
+          <w:szCs w:val="24"/>
+          <w:lang w:val="en-US"/>
+        </w:rPr>
+        <w:t xml:space="preserve"> </w:t>
+      </w:r>
+      <w:r>
+        <w:rPr>
+          <w:rFonts w:ascii="Times New Roman" w:hAnsi="Times New Roman" w:eastAsia="Times New Roman" w:cs="Times New Roman"/>
+          <w:sz w:val="24"/>
+          <w:szCs w:val="24"/>
+          <w:lang w:val="en-US"/>
+        </w:rPr>
+        <w:t>ch</w:t>
+      </w:r>
+      <w:r>
+        <w:rPr>
+          <w:rFonts w:ascii="Times New Roman" w:hAnsi="Times New Roman" w:eastAsia="Times New Roman" w:cs="Times New Roman"/>
+          <w:sz w:val="24"/>
+          <w:szCs w:val="24"/>
+          <w:lang w:val="en-US"/>
+        </w:rPr>
+        <w:t>o</w:t>
+      </w:r>
+      <w:r>
+        <w:rPr>
+          <w:rFonts w:ascii="Times New Roman" w:hAnsi="Times New Roman" w:eastAsia="Times New Roman" w:cs="Times New Roman"/>
+          <w:sz w:val="24"/>
+          <w:szCs w:val="24"/>
+          <w:lang w:val="en-US"/>
+        </w:rPr>
+        <w:t xml:space="preserve"> </w:t>
+      </w:r>
+      <w:r>
+        <w:rPr>
+          <w:rFonts w:ascii="Times New Roman" w:hAnsi="Times New Roman" w:eastAsia="Times New Roman" w:cs="Times New Roman"/>
+          <w:sz w:val="24"/>
+          <w:szCs w:val="24"/>
+          <w:lang w:val="en-US"/>
+        </w:rPr>
+        <w:t>b</w:t>
+      </w:r>
+      <w:r>
+        <w:rPr>
+          <w:rFonts w:ascii="Times New Roman" w:hAnsi="Times New Roman" w:eastAsia="Times New Roman" w:cs="Times New Roman"/>
+          <w:sz w:val="24"/>
+          <w:szCs w:val="24"/>
+          <w:lang w:val="en-US"/>
+        </w:rPr>
+        <w:t>ê</w:t>
+      </w:r>
+      <w:r>
+        <w:rPr>
+          <w:rFonts w:ascii="Times New Roman" w:hAnsi="Times New Roman" w:eastAsia="Times New Roman" w:cs="Times New Roman"/>
+          <w:sz w:val="24"/>
+          <w:szCs w:val="24"/>
+          <w:lang w:val="en-US"/>
+        </w:rPr>
+        <w:t>n</w:t>
+      </w:r>
+      <w:r>
+        <w:rPr>
+          <w:rFonts w:ascii="Times New Roman" w:hAnsi="Times New Roman" w:eastAsia="Times New Roman" w:cs="Times New Roman"/>
+          <w:sz w:val="24"/>
+          <w:szCs w:val="24"/>
+          <w:lang w:val="en-US"/>
+        </w:rPr>
+        <w:t xml:space="preserve"> B </w:t>
+      </w:r>
+      <w:r>
+        <w:rPr>
+          <w:rFonts w:ascii="Times New Roman" w:hAnsi="Times New Roman" w:eastAsia="Times New Roman" w:cs="Times New Roman"/>
+          <w:sz w:val="24"/>
+          <w:szCs w:val="24"/>
+          <w:lang w:val="en-US"/>
+        </w:rPr>
+        <w:t>thuê</w:t>
+      </w:r>
+      <w:r>
+        <w:rPr>
+          <w:rFonts w:ascii="Times New Roman" w:hAnsi="Times New Roman" w:eastAsia="Times New Roman" w:cs="Times New Roman"/>
+          <w:sz w:val="24"/>
+          <w:szCs w:val="24"/>
+          <w:lang w:val="en-US"/>
+        </w:rPr>
+        <w:t xml:space="preserve"> (</w:t>
+      </w:r>
+      <w:r>
+        <w:rPr>
+          <w:rFonts w:ascii="Times New Roman" w:hAnsi="Times New Roman" w:eastAsia="Times New Roman" w:cs="Times New Roman"/>
+          <w:sz w:val="24"/>
+          <w:szCs w:val="24"/>
+          <w:lang w:val="en-US"/>
+        </w:rPr>
+        <w:t>mượn</w:t>
+      </w:r>
+      <w:r>
+        <w:rPr>
+          <w:rFonts w:ascii="Times New Roman" w:hAnsi="Times New Roman" w:eastAsia="Times New Roman" w:cs="Times New Roman"/>
+          <w:sz w:val="24"/>
+          <w:szCs w:val="24"/>
+          <w:lang w:val="en-US"/>
+        </w:rPr>
+        <w:t xml:space="preserve">, ở </w:t>
+      </w:r>
+      <w:r>
+        <w:rPr>
+          <w:rFonts w:ascii="Times New Roman" w:hAnsi="Times New Roman" w:eastAsia="Times New Roman" w:cs="Times New Roman"/>
+          <w:sz w:val="24"/>
+          <w:szCs w:val="24"/>
+          <w:lang w:val="en-US"/>
+        </w:rPr>
+        <w:t>nhờ</w:t>
+      </w:r>
+      <w:r>
+        <w:rPr>
+          <w:rFonts w:ascii="Times New Roman" w:hAnsi="Times New Roman" w:eastAsia="Times New Roman" w:cs="Times New Roman"/>
+          <w:sz w:val="24"/>
+          <w:szCs w:val="24"/>
+          <w:lang w:val="en-US"/>
+        </w:rPr>
+        <w:t xml:space="preserve">) 01 </w:t>
+      </w:r>
+      <w:r>
+        <w:rPr>
+          <w:rFonts w:ascii="Times New Roman" w:hAnsi="Times New Roman" w:eastAsia="Times New Roman" w:cs="Times New Roman"/>
+          <w:sz w:val="24"/>
+          <w:szCs w:val="24"/>
+          <w:lang w:val="en-US"/>
+        </w:rPr>
+        <w:t>phòng</w:t>
+      </w:r>
+      <w:r>
+        <w:rPr>
+          <w:rFonts w:ascii="Times New Roman" w:hAnsi="Times New Roman" w:eastAsia="Times New Roman" w:cs="Times New Roman"/>
+          <w:sz w:val="24"/>
+          <w:szCs w:val="24"/>
+          <w:lang w:val="en-US"/>
+        </w:rPr>
+        <w:t xml:space="preserve"> </w:t>
+      </w:r>
+      <w:r>
+        <w:rPr>
+          <w:rFonts w:ascii="Times New Roman" w:hAnsi="Times New Roman" w:eastAsia="Times New Roman" w:cs="Times New Roman"/>
+          <w:sz w:val="24"/>
+          <w:szCs w:val="24"/>
+          <w:lang w:val="en-US"/>
+        </w:rPr>
+        <w:t>t</w:t>
+      </w:r>
+      <w:r>
+        <w:rPr>
+          <w:rFonts w:ascii="Times New Roman" w:hAnsi="Times New Roman" w:eastAsia="Times New Roman" w:cs="Times New Roman"/>
+          <w:sz w:val="24"/>
+          <w:szCs w:val="24"/>
+          <w:lang w:val="en-US"/>
+        </w:rPr>
+        <w:t>rọ</w:t>
+      </w:r>
+      <w:r>
+        <w:rPr>
+          <w:rFonts w:ascii="Times New Roman" w:hAnsi="Times New Roman" w:eastAsia="Times New Roman" w:cs="Times New Roman"/>
+          <w:sz w:val="24"/>
+          <w:szCs w:val="24"/>
+          <w:lang w:val="en-US"/>
+        </w:rPr>
+        <w:t xml:space="preserve"> </w:t>
+      </w:r>
+      <w:r>
+        <w:rPr>
+          <w:rFonts w:ascii="Times New Roman" w:hAnsi="Times New Roman" w:eastAsia="Times New Roman" w:cs="Times New Roman"/>
+          <w:sz w:val="24"/>
+          <w:szCs w:val="24"/>
+          <w:lang w:val="en-US"/>
+        </w:rPr>
+        <w:t>số</w:t>
+      </w:r>
+      <w:r>
+        <w:rPr>
+          <w:rFonts w:ascii="Times New Roman" w:hAnsi="Times New Roman" w:eastAsia="Times New Roman" w:cs="Times New Roman"/>
+          <w:sz w:val="24"/>
+          <w:szCs w:val="24"/>
+          <w:lang w:val="en-US"/>
+        </w:rPr>
+        <w:t xml:space="preserve"> </w:t>
+      </w:r>
+      <w:r>
+        <w:rPr>
+          <w:rFonts w:ascii="Times New Roman" w:hAnsi="Times New Roman" w:eastAsia="Times New Roman" w:cs="Times New Roman"/>
+          <w:sz w:val="24"/>
+          <w:szCs w:val="24"/>
+          <w:lang w:val="en-US"/>
+        </w:rPr>
+        <w:t>{roomName}</w:t>
+      </w:r>
+      <w:r>
+        <w:rPr>
+          <w:rFonts w:ascii="Times New Roman" w:hAnsi="Times New Roman" w:eastAsia="Times New Roman" w:cs="Times New Roman"/>
+          <w:sz w:val="24"/>
+          <w:szCs w:val="24"/>
+          <w:lang w:val="en-US"/>
+        </w:rPr>
+        <w:t xml:space="preserve"> </w:t>
+      </w:r>
+      <w:r>
+        <w:rPr>
+          <w:rFonts w:ascii="Times New Roman" w:hAnsi="Times New Roman" w:eastAsia="Times New Roman" w:cs="Times New Roman"/>
+          <w:sz w:val="24"/>
+          <w:szCs w:val="24"/>
+          <w:lang w:val="en-US"/>
+        </w:rPr>
+        <w:t>tại</w:t>
+      </w:r>
+      <w:r>
+        <w:rPr>
+          <w:rFonts w:ascii="Times New Roman" w:hAnsi="Times New Roman" w:eastAsia="Times New Roman" w:cs="Times New Roman"/>
+          <w:sz w:val="24"/>
+          <w:szCs w:val="24"/>
+          <w:lang w:val="en-US"/>
+        </w:rPr>
+        <w:t xml:space="preserve"> </w:t>
+      </w:r>
+      <w:r>
+        <w:rPr>
+          <w:rFonts w:ascii="Times New Roman" w:hAnsi="Times New Roman" w:eastAsia="Times New Roman" w:cs="Times New Roman"/>
+          <w:sz w:val="24"/>
+          <w:szCs w:val="24"/>
+          <w:lang w:val="en-US"/>
+        </w:rPr>
+        <w:t>căn</w:t>
+      </w:r>
+      <w:r>
+        <w:rPr>
+          <w:rFonts w:ascii="Times New Roman" w:hAnsi="Times New Roman" w:eastAsia="Times New Roman" w:cs="Times New Roman"/>
+          <w:sz w:val="24"/>
+          <w:szCs w:val="24"/>
+          <w:lang w:val="en-US"/>
+        </w:rPr>
+        <w:t xml:space="preserve"> </w:t>
+      </w:r>
+      <w:r>
+        <w:rPr>
+          <w:rFonts w:ascii="Times New Roman" w:hAnsi="Times New Roman" w:eastAsia="Times New Roman" w:cs="Times New Roman"/>
+          <w:sz w:val="24"/>
+          <w:szCs w:val="24"/>
+          <w:lang w:val="en-US"/>
+        </w:rPr>
+        <w:t>nhà</w:t>
+      </w:r>
+      <w:r>
+        <w:rPr>
+          <w:rFonts w:ascii="Times New Roman" w:hAnsi="Times New Roman" w:eastAsia="Times New Roman" w:cs="Times New Roman"/>
+          <w:sz w:val="24"/>
+          <w:szCs w:val="24"/>
+          <w:lang w:val="en-US"/>
+        </w:rPr>
+        <w:t xml:space="preserve"> </w:t>
+      </w:r>
+      <w:r>
+        <w:rPr>
+          <w:rFonts w:ascii="Times New Roman" w:hAnsi="Times New Roman" w:eastAsia="Times New Roman" w:cs="Times New Roman"/>
+          <w:sz w:val="24"/>
+          <w:szCs w:val="24"/>
+          <w:lang w:val="en-US"/>
+        </w:rPr>
+        <w:t>số</w:t>
+      </w:r>
+      <w:r>
+        <w:rPr>
+          <w:rFonts w:ascii="Times New Roman" w:hAnsi="Times New Roman" w:eastAsia="Times New Roman" w:cs="Times New Roman"/>
+          <w:sz w:val="24"/>
+          <w:szCs w:val="24"/>
+          <w:lang w:val="en-US"/>
+        </w:rPr>
+        <w:t xml:space="preserve"> </w:t>
+      </w:r>
+      <w:r>
+        <w:rPr>
+          <w:rFonts w:ascii="Times New Roman" w:hAnsi="Times New Roman" w:eastAsia="Times New Roman" w:cs="Times New Roman"/>
+          <w:sz w:val="24"/>
+          <w:szCs w:val="24"/>
+          <w:lang w:val="en-US"/>
+        </w:rPr>
+        <w:t>{</w:t>
+      </w:r>
+      <w:r>
+        <w:rPr>
+          <w:rFonts w:ascii="Times New Roman" w:hAnsi="Times New Roman" w:eastAsia="Times New Roman" w:cs="Times New Roman"/>
+          <w:sz w:val="24"/>
+          <w:szCs w:val="24"/>
+          <w:lang w:val="en-US"/>
+        </w:rPr>
+        <w:t>pr</w:t>
+      </w:r>
+      <w:r>
+        <w:rPr>
+          <w:rFonts w:ascii="Times New Roman" w:hAnsi="Times New Roman" w:eastAsia="Times New Roman" w:cs="Times New Roman"/>
+          <w:sz w:val="24"/>
+          <w:szCs w:val="24"/>
+          <w:lang w:val="en-US"/>
+        </w:rPr>
+        <w:t>op</w:t>
+      </w:r>
+      <w:r>
+        <w:rPr>
+          <w:rFonts w:ascii="Times New Roman" w:hAnsi="Times New Roman" w:eastAsia="Times New Roman" w:cs="Times New Roman"/>
+          <w:sz w:val="24"/>
+          <w:szCs w:val="24"/>
+          <w:lang w:val="en-US"/>
+        </w:rPr>
+        <w:t>ertyAddress}</w:t>
       </w:r>
     </w:p>
-    <w:p xmlns:wp14="http://schemas.microsoft.com/office/word/2010/wordml" wp14:textId="77777777">
-      <w:pPr>
-        <w:spacing w:before="60" w:after="60"/>
-      </w:pPr>
-      <w:r>
-        <w:rPr>
-          <w:rFonts w:ascii="Times New Roman" w:hAnsi="Times New Roman" w:eastAsia="Times New Roman" w:cs="Times New Roman"/>
-          <w:sz w:val="24"/>
-          <w:szCs w:val="24"/>
-          <w:lang w:val="en-US"/>
-        </w:rPr>
-        <w:t>Nơi đăng kí thường trú.......................................................................................................</w:t>
-      </w:r>
-    </w:p>
-    <w:p xmlns:wp14="http://schemas.microsoft.com/office/word/2010/wordml" wp14:textId="2E60A36F">
+    <w:p xmlns:wp14="http://schemas.microsoft.com/office/word/2010/wordml" wp14:textId="2FBAF894">
       <w:pPr>
         <w:pStyle w:val="Normal"/>
         <w:spacing w:before="60" w:after="60"/>
-      </w:pPr>
-      <w:r>
-        <w:rPr>
-          <w:rFonts w:ascii="Times New Roman" w:hAnsi="Times New Roman" w:eastAsia="Times New Roman" w:cs="Times New Roman"/>
-          <w:sz w:val="24"/>
-          <w:szCs w:val="24"/>
-          <w:lang w:val="en-US"/>
-        </w:rPr>
-        <w:t xml:space="preserve">3.  </w:t>
-      </w:r>
-      <w:r>
-        <w:rPr>
-          <w:rFonts w:ascii="Times New Roman" w:hAnsi="Times New Roman" w:eastAsia="Times New Roman" w:cs="Times New Roman"/>
-          <w:sz w:val="24"/>
-          <w:szCs w:val="24"/>
-          <w:lang w:val="en-US"/>
-        </w:rPr>
-        <w:t>Ông</w:t>
-      </w:r>
-      <w:r>
-        <w:rPr>
-          <w:rFonts w:ascii="Times New Roman" w:hAnsi="Times New Roman" w:eastAsia="Times New Roman" w:cs="Times New Roman"/>
-          <w:sz w:val="24"/>
-          <w:szCs w:val="24"/>
-          <w:lang w:val="en-US"/>
-        </w:rPr>
-        <w:t>/</w:t>
-      </w:r>
-      <w:r>
-        <w:rPr>
-          <w:rFonts w:ascii="Times New Roman" w:hAnsi="Times New Roman" w:eastAsia="Times New Roman" w:cs="Times New Roman"/>
-          <w:sz w:val="24"/>
-          <w:szCs w:val="24"/>
-          <w:lang w:val="en-US"/>
-        </w:rPr>
-        <w:t>bà</w:t>
-      </w:r>
-      <w:r>
-        <w:rPr>
-          <w:rFonts w:ascii="Times New Roman" w:hAnsi="Times New Roman" w:eastAsia="Times New Roman" w:cs="Times New Roman"/>
-          <w:sz w:val="24"/>
-          <w:szCs w:val="24"/>
-          <w:lang w:val="en-US"/>
-        </w:rPr>
-        <w:t xml:space="preserve"> .......................................Sinh </w:t>
+        <w:rPr>
+          <w:rFonts w:ascii="Times New Roman" w:hAnsi="Times New Roman" w:eastAsia="Times New Roman" w:cs="Times New Roman"/>
+          <w:sz w:val="24"/>
+          <w:szCs w:val="24"/>
+          <w:lang w:val="en-US"/>
+        </w:rPr>
+      </w:pPr>
+    </w:p>
+    <w:p xmlns:wp14="http://schemas.microsoft.com/office/word/2010/wordml" wp14:textId="68E37CDD">
+      <w:pPr>
+        <w:spacing w:before="60" w:after="60"/>
+      </w:pPr>
+      <w:r>
+        <w:rPr>
+          <w:rFonts w:ascii="Times New Roman" w:hAnsi="Times New Roman" w:eastAsia="Times New Roman" w:cs="Times New Roman"/>
+          <w:sz w:val="24"/>
+          <w:szCs w:val="24"/>
+          <w:lang w:val="en-US"/>
+        </w:rPr>
+        <w:t xml:space="preserve">   </w:t>
+      </w:r>
+      <w:r>
+        <w:rPr>
+          <w:rFonts w:ascii="Times New Roman" w:hAnsi="Times New Roman" w:eastAsia="Times New Roman" w:cs="Times New Roman"/>
+          <w:sz w:val="24"/>
+          <w:szCs w:val="24"/>
+          <w:lang w:val="en-US"/>
+        </w:rPr>
+        <w:t>Thời</w:t>
+      </w:r>
+      <w:r>
+        <w:rPr>
+          <w:rFonts w:ascii="Times New Roman" w:hAnsi="Times New Roman" w:eastAsia="Times New Roman" w:cs="Times New Roman"/>
+          <w:sz w:val="24"/>
+          <w:szCs w:val="24"/>
+          <w:lang w:val="en-US"/>
+        </w:rPr>
+        <w:t xml:space="preserve"> </w:t>
+      </w:r>
+      <w:r>
+        <w:rPr>
+          <w:rFonts w:ascii="Times New Roman" w:hAnsi="Times New Roman" w:eastAsia="Times New Roman" w:cs="Times New Roman"/>
+          <w:sz w:val="24"/>
+          <w:szCs w:val="24"/>
+          <w:lang w:val="en-US"/>
+        </w:rPr>
+        <w:t>hạn</w:t>
+      </w:r>
+      <w:r>
+        <w:rPr>
+          <w:rFonts w:ascii="Times New Roman" w:hAnsi="Times New Roman" w:eastAsia="Times New Roman" w:cs="Times New Roman"/>
+          <w:sz w:val="24"/>
+          <w:szCs w:val="24"/>
+          <w:lang w:val="en-US"/>
+        </w:rPr>
+        <w:t xml:space="preserve"> </w:t>
+      </w:r>
+      <w:r>
+        <w:rPr>
+          <w:rFonts w:ascii="Times New Roman" w:hAnsi="Times New Roman" w:eastAsia="Times New Roman" w:cs="Times New Roman"/>
+          <w:sz w:val="24"/>
+          <w:szCs w:val="24"/>
+          <w:lang w:val="en-US"/>
+        </w:rPr>
+        <w:t>thuê</w:t>
+      </w:r>
+      <w:r>
+        <w:rPr>
+          <w:rFonts w:ascii="Times New Roman" w:hAnsi="Times New Roman" w:eastAsia="Times New Roman" w:cs="Times New Roman"/>
+          <w:sz w:val="24"/>
+          <w:szCs w:val="24"/>
+          <w:lang w:val="en-US"/>
+        </w:rPr>
+        <w:t xml:space="preserve"> (</w:t>
+      </w:r>
+      <w:r>
+        <w:rPr>
+          <w:rFonts w:ascii="Times New Roman" w:hAnsi="Times New Roman" w:eastAsia="Times New Roman" w:cs="Times New Roman"/>
+          <w:sz w:val="24"/>
+          <w:szCs w:val="24"/>
+          <w:lang w:val="en-US"/>
+        </w:rPr>
+        <w:t>mượn</w:t>
+      </w:r>
+      <w:r>
+        <w:rPr>
+          <w:rFonts w:ascii="Times New Roman" w:hAnsi="Times New Roman" w:eastAsia="Times New Roman" w:cs="Times New Roman"/>
+          <w:sz w:val="24"/>
+          <w:szCs w:val="24"/>
+          <w:lang w:val="en-US"/>
+        </w:rPr>
+        <w:t xml:space="preserve">, ở </w:t>
+      </w:r>
+      <w:r>
+        <w:rPr>
+          <w:rFonts w:ascii="Times New Roman" w:hAnsi="Times New Roman" w:eastAsia="Times New Roman" w:cs="Times New Roman"/>
+          <w:sz w:val="24"/>
+          <w:szCs w:val="24"/>
+          <w:lang w:val="en-US"/>
+        </w:rPr>
+        <w:t>nhờ</w:t>
+      </w:r>
+      <w:r>
+        <w:rPr>
+          <w:rFonts w:ascii="Times New Roman" w:hAnsi="Times New Roman" w:eastAsia="Times New Roman" w:cs="Times New Roman"/>
+          <w:sz w:val="24"/>
+          <w:szCs w:val="24"/>
+          <w:lang w:val="en-US"/>
+        </w:rPr>
+        <w:t>)</w:t>
+      </w:r>
+      <w:r>
+        <w:rPr>
+          <w:rFonts w:ascii="Times New Roman" w:hAnsi="Times New Roman" w:eastAsia="Times New Roman" w:cs="Times New Roman"/>
+          <w:sz w:val="24"/>
+          <w:szCs w:val="24"/>
+          <w:lang w:val="en-US"/>
+        </w:rPr>
+        <w:t xml:space="preserve"> </w:t>
+      </w:r>
+      <w:r>
+        <w:rPr>
+          <w:rFonts w:ascii="Times New Roman" w:hAnsi="Times New Roman" w:eastAsia="Times New Roman" w:cs="Times New Roman"/>
+          <w:sz w:val="24"/>
+          <w:szCs w:val="24"/>
+          <w:lang w:val="en-US"/>
+        </w:rPr>
+        <w:t>{</w:t>
+      </w:r>
+      <w:r>
+        <w:rPr>
+          <w:rFonts w:ascii="Times New Roman" w:hAnsi="Times New Roman" w:eastAsia="Times New Roman" w:cs="Times New Roman"/>
+          <w:sz w:val="24"/>
+          <w:szCs w:val="24"/>
+          <w:lang w:val="en-US"/>
+        </w:rPr>
+        <w:t>duration</w:t>
+      </w:r>
+      <w:r>
+        <w:rPr>
+          <w:rFonts w:ascii="Times New Roman" w:hAnsi="Times New Roman" w:eastAsia="Times New Roman" w:cs="Times New Roman"/>
+          <w:sz w:val="24"/>
+          <w:szCs w:val="24"/>
+          <w:lang w:val="en-US"/>
+        </w:rPr>
+        <w:t>}</w:t>
+      </w:r>
+      <w:r>
+        <w:rPr>
+          <w:rFonts w:ascii="Times New Roman" w:hAnsi="Times New Roman" w:eastAsia="Times New Roman" w:cs="Times New Roman"/>
+          <w:sz w:val="24"/>
+          <w:szCs w:val="24"/>
+          <w:lang w:val="en-US"/>
+        </w:rPr>
+        <w:t xml:space="preserve"> </w:t>
       </w:r>
       <w:r>
         <w:rPr>
@@ -1447,304 +2040,120 @@
           <w:szCs w:val="24"/>
           <w:lang w:val="en-US"/>
         </w:rPr>
-        <w:t xml:space="preserve">...........CCCD: </w:t>
-      </w:r>
-      <w:r>
-        <w:rPr>
-          <w:rFonts w:ascii="Times New Roman" w:hAnsi="Times New Roman" w:eastAsia="Times New Roman" w:cs="Times New Roman"/>
-          <w:sz w:val="24"/>
-          <w:szCs w:val="24"/>
-          <w:lang w:val="en-US"/>
-        </w:rPr>
-        <w:t>............................................</w:t>
+        <w:t xml:space="preserve"> </w:t>
+      </w:r>
+      <w:r>
+        <w:rPr>
+          <w:rFonts w:ascii="Times New Roman" w:hAnsi="Times New Roman" w:eastAsia="Times New Roman" w:cs="Times New Roman"/>
+          <w:sz w:val="24"/>
+          <w:szCs w:val="24"/>
+          <w:lang w:val="en-US"/>
+        </w:rPr>
+        <w:t>kể</w:t>
+      </w:r>
+      <w:r>
+        <w:rPr>
+          <w:rFonts w:ascii="Times New Roman" w:hAnsi="Times New Roman" w:eastAsia="Times New Roman" w:cs="Times New Roman"/>
+          <w:sz w:val="24"/>
+          <w:szCs w:val="24"/>
+          <w:lang w:val="en-US"/>
+        </w:rPr>
+        <w:t xml:space="preserve"> </w:t>
+      </w:r>
+      <w:r>
+        <w:rPr>
+          <w:rFonts w:ascii="Times New Roman" w:hAnsi="Times New Roman" w:eastAsia="Times New Roman" w:cs="Times New Roman"/>
+          <w:sz w:val="24"/>
+          <w:szCs w:val="24"/>
+          <w:lang w:val="en-US"/>
+        </w:rPr>
+        <w:t>từ</w:t>
+      </w:r>
+      <w:r>
+        <w:rPr>
+          <w:rFonts w:ascii="Times New Roman" w:hAnsi="Times New Roman" w:eastAsia="Times New Roman" w:cs="Times New Roman"/>
+          <w:sz w:val="24"/>
+          <w:szCs w:val="24"/>
+          <w:lang w:val="en-US"/>
+        </w:rPr>
+        <w:t xml:space="preserve"> </w:t>
+      </w:r>
+      <w:r>
+        <w:rPr>
+          <w:rFonts w:ascii="Times New Roman" w:hAnsi="Times New Roman" w:eastAsia="Times New Roman" w:cs="Times New Roman"/>
+          <w:sz w:val="24"/>
+          <w:szCs w:val="24"/>
+          <w:lang w:val="en-US"/>
+        </w:rPr>
+        <w:t>ngày</w:t>
+      </w:r>
+      <w:r>
+        <w:rPr>
+          <w:rFonts w:ascii="Times New Roman" w:hAnsi="Times New Roman" w:eastAsia="Times New Roman" w:cs="Times New Roman"/>
+          <w:sz w:val="24"/>
+          <w:szCs w:val="24"/>
+          <w:lang w:val="en-US"/>
+        </w:rPr>
+        <w:t xml:space="preserve"> </w:t>
+      </w:r>
+      <w:r>
+        <w:rPr>
+          <w:rFonts w:ascii="Times New Roman" w:hAnsi="Times New Roman" w:eastAsia="Times New Roman" w:cs="Times New Roman"/>
+          <w:sz w:val="24"/>
+          <w:szCs w:val="24"/>
+          <w:lang w:val="en-US"/>
+        </w:rPr>
+        <w:t>ký</w:t>
+      </w:r>
+      <w:r>
+        <w:rPr>
+          <w:rFonts w:ascii="Times New Roman" w:hAnsi="Times New Roman" w:eastAsia="Times New Roman" w:cs="Times New Roman"/>
+          <w:sz w:val="24"/>
+          <w:szCs w:val="24"/>
+          <w:lang w:val="en-US"/>
+        </w:rPr>
+        <w:t xml:space="preserve"> </w:t>
+      </w:r>
+      <w:r>
+        <w:rPr>
+          <w:rFonts w:ascii="Times New Roman" w:hAnsi="Times New Roman" w:eastAsia="Times New Roman" w:cs="Times New Roman"/>
+          <w:sz w:val="24"/>
+          <w:szCs w:val="24"/>
+          <w:lang w:val="en-US"/>
+        </w:rPr>
+        <w:t>hợp</w:t>
+      </w:r>
+      <w:r>
+        <w:rPr>
+          <w:rFonts w:ascii="Times New Roman" w:hAnsi="Times New Roman" w:eastAsia="Times New Roman" w:cs="Times New Roman"/>
+          <w:sz w:val="24"/>
+          <w:szCs w:val="24"/>
+          <w:lang w:val="en-US"/>
+        </w:rPr>
+        <w:t xml:space="preserve"> </w:t>
+      </w:r>
+      <w:r>
+        <w:rPr>
+          <w:rFonts w:ascii="Times New Roman" w:hAnsi="Times New Roman" w:eastAsia="Times New Roman" w:cs="Times New Roman"/>
+          <w:sz w:val="24"/>
+          <w:szCs w:val="24"/>
+          <w:lang w:val="en-US"/>
+        </w:rPr>
+        <w:t>đồng</w:t>
+      </w:r>
+      <w:r>
+        <w:rPr>
+          <w:rFonts w:ascii="Times New Roman" w:hAnsi="Times New Roman" w:eastAsia="Times New Roman" w:cs="Times New Roman"/>
+          <w:sz w:val="24"/>
+          <w:szCs w:val="24"/>
+          <w:lang w:val="en-US"/>
+        </w:rPr>
+        <w:t>.</w:t>
       </w:r>
     </w:p>
-    <w:p xmlns:wp14="http://schemas.microsoft.com/office/word/2010/wordml" wp14:textId="77777777">
+    <w:p xmlns:wp14="http://schemas.microsoft.com/office/word/2010/wordml" wp14:textId="293682F6">
       <w:pPr>
         <w:spacing w:before="60" w:after="60"/>
-      </w:pPr>
-      <w:r>
-        <w:rPr>
-          <w:rFonts w:ascii="Times New Roman" w:hAnsi="Times New Roman" w:eastAsia="Times New Roman" w:cs="Times New Roman"/>
-          <w:sz w:val="24"/>
-          <w:szCs w:val="24"/>
-          <w:lang w:val="en-US"/>
-        </w:rPr>
-        <w:t>Nơi đăng kí thường trú.......................................................................................................</w:t>
-      </w:r>
-    </w:p>
-    <w:p xmlns:wp14="http://schemas.microsoft.com/office/word/2010/wordml" wp14:textId="02135791">
-      <w:pPr>
-        <w:pStyle w:val="Normal"/>
-        <w:spacing w:before="60" w:after="60"/>
-      </w:pPr>
-      <w:r>
-        <w:rPr>
-          <w:rFonts w:ascii="Times New Roman" w:hAnsi="Times New Roman" w:eastAsia="Times New Roman" w:cs="Times New Roman"/>
-          <w:sz w:val="24"/>
-          <w:szCs w:val="24"/>
-          <w:lang w:val="en-US"/>
-        </w:rPr>
-        <w:t xml:space="preserve">4.  </w:t>
-      </w:r>
-      <w:r>
-        <w:rPr>
-          <w:rFonts w:ascii="Times New Roman" w:hAnsi="Times New Roman" w:eastAsia="Times New Roman" w:cs="Times New Roman"/>
-          <w:sz w:val="24"/>
-          <w:szCs w:val="24"/>
-          <w:lang w:val="en-US"/>
-        </w:rPr>
-        <w:t>Ông</w:t>
-      </w:r>
-      <w:r>
-        <w:rPr>
-          <w:rFonts w:ascii="Times New Roman" w:hAnsi="Times New Roman" w:eastAsia="Times New Roman" w:cs="Times New Roman"/>
-          <w:sz w:val="24"/>
-          <w:szCs w:val="24"/>
-          <w:lang w:val="en-US"/>
-        </w:rPr>
-        <w:t>/</w:t>
-      </w:r>
-      <w:r>
-        <w:rPr>
-          <w:rFonts w:ascii="Times New Roman" w:hAnsi="Times New Roman" w:eastAsia="Times New Roman" w:cs="Times New Roman"/>
-          <w:sz w:val="24"/>
-          <w:szCs w:val="24"/>
-          <w:lang w:val="en-US"/>
-        </w:rPr>
-        <w:t>bà</w:t>
-      </w:r>
-      <w:r>
-        <w:rPr>
-          <w:rFonts w:ascii="Times New Roman" w:hAnsi="Times New Roman" w:eastAsia="Times New Roman" w:cs="Times New Roman"/>
-          <w:sz w:val="24"/>
-          <w:szCs w:val="24"/>
-          <w:lang w:val="en-US"/>
-        </w:rPr>
-        <w:t xml:space="preserve"> .......................................Sinh </w:t>
-      </w:r>
-      <w:r>
-        <w:rPr>
-          <w:rFonts w:ascii="Times New Roman" w:hAnsi="Times New Roman" w:eastAsia="Times New Roman" w:cs="Times New Roman"/>
-          <w:sz w:val="24"/>
-          <w:szCs w:val="24"/>
-          <w:lang w:val="en-US"/>
-        </w:rPr>
-        <w:t>năm</w:t>
-      </w:r>
-      <w:r>
-        <w:rPr>
-          <w:rFonts w:ascii="Times New Roman" w:hAnsi="Times New Roman" w:eastAsia="Times New Roman" w:cs="Times New Roman"/>
-          <w:sz w:val="24"/>
-          <w:szCs w:val="24"/>
-          <w:lang w:val="en-US"/>
-        </w:rPr>
-        <w:t xml:space="preserve">...........CCCD: </w:t>
-      </w:r>
-      <w:r>
-        <w:rPr>
-          <w:rFonts w:ascii="Times New Roman" w:hAnsi="Times New Roman" w:eastAsia="Times New Roman" w:cs="Times New Roman"/>
-          <w:sz w:val="24"/>
-          <w:szCs w:val="24"/>
-          <w:lang w:val="en-US"/>
-        </w:rPr>
-        <w:t>............................................</w:t>
-      </w:r>
-    </w:p>
-    <w:p xmlns:wp14="http://schemas.microsoft.com/office/word/2010/wordml" wp14:textId="77777777">
-      <w:pPr>
-        <w:spacing w:before="60" w:after="60"/>
-      </w:pPr>
-      <w:r>
-        <w:rPr>
-          <w:rFonts w:ascii="Times New Roman" w:hAnsi="Times New Roman" w:eastAsia="Times New Roman" w:cs="Times New Roman"/>
-          <w:sz w:val="24"/>
-          <w:szCs w:val="24"/>
-          <w:lang w:val="en-US"/>
-        </w:rPr>
-        <w:t>Nơi đăng kí thường trú.......................................................................................................</w:t>
-      </w:r>
-    </w:p>
-    <w:p>
-      <w:pPr>
-        <w:pStyle w:val="Normal"/>
-        <w:spacing w:before="60" w:after="60"/>
-      </w:pPr>
-      <w:r>
-        <w:rPr>
-          <w:rFonts w:ascii="Times New Roman" w:hAnsi="Times New Roman" w:eastAsia="Times New Roman" w:cs="Times New Roman"/>
-          <w:sz w:val="24"/>
-          <w:szCs w:val="24"/>
-          <w:lang w:val="en-US"/>
-        </w:rPr>
-        <w:t xml:space="preserve">5.  </w:t>
-      </w:r>
-      <w:r>
-        <w:rPr>
-          <w:rFonts w:ascii="Times New Roman" w:hAnsi="Times New Roman" w:eastAsia="Times New Roman" w:cs="Times New Roman"/>
-          <w:sz w:val="24"/>
-          <w:szCs w:val="24"/>
-          <w:lang w:val="en-US"/>
-        </w:rPr>
-        <w:t>Ông</w:t>
-      </w:r>
-      <w:r>
-        <w:rPr>
-          <w:rFonts w:ascii="Times New Roman" w:hAnsi="Times New Roman" w:eastAsia="Times New Roman" w:cs="Times New Roman"/>
-          <w:sz w:val="24"/>
-          <w:szCs w:val="24"/>
-          <w:lang w:val="en-US"/>
-        </w:rPr>
-        <w:t>/</w:t>
-      </w:r>
-      <w:r>
-        <w:rPr>
-          <w:rFonts w:ascii="Times New Roman" w:hAnsi="Times New Roman" w:eastAsia="Times New Roman" w:cs="Times New Roman"/>
-          <w:sz w:val="24"/>
-          <w:szCs w:val="24"/>
-          <w:lang w:val="en-US"/>
-        </w:rPr>
-        <w:t>bà</w:t>
-      </w:r>
-      <w:r>
-        <w:rPr>
-          <w:rFonts w:ascii="Times New Roman" w:hAnsi="Times New Roman" w:eastAsia="Times New Roman" w:cs="Times New Roman"/>
-          <w:sz w:val="24"/>
-          <w:szCs w:val="24"/>
-          <w:lang w:val="en-US"/>
-        </w:rPr>
-        <w:t xml:space="preserve"> .......................................Sinh </w:t>
-      </w:r>
-      <w:r>
-        <w:rPr>
-          <w:rFonts w:ascii="Times New Roman" w:hAnsi="Times New Roman" w:eastAsia="Times New Roman" w:cs="Times New Roman"/>
-          <w:sz w:val="24"/>
-          <w:szCs w:val="24"/>
-          <w:lang w:val="en-US"/>
-        </w:rPr>
-        <w:t>năm</w:t>
-      </w:r>
-      <w:r>
-        <w:rPr>
-          <w:rFonts w:ascii="Times New Roman" w:hAnsi="Times New Roman" w:eastAsia="Times New Roman" w:cs="Times New Roman"/>
-          <w:sz w:val="24"/>
-          <w:szCs w:val="24"/>
-          <w:lang w:val="en-US"/>
-        </w:rPr>
-        <w:t>...........CCCD: ............................................</w:t>
-      </w:r>
-    </w:p>
-    <w:p>
-      <w:pPr>
-        <w:spacing w:before="60" w:after="60"/>
-      </w:pPr>
-      <w:r>
-        <w:rPr>
-          <w:rFonts w:ascii="Times New Roman" w:hAnsi="Times New Roman" w:eastAsia="Times New Roman" w:cs="Times New Roman"/>
-          <w:sz w:val="24"/>
-          <w:szCs w:val="24"/>
-          <w:lang w:val="en-US"/>
-        </w:rPr>
-        <w:t xml:space="preserve">Nơi </w:t>
-      </w:r>
-      <w:r>
-        <w:rPr>
-          <w:rFonts w:ascii="Times New Roman" w:hAnsi="Times New Roman" w:eastAsia="Times New Roman" w:cs="Times New Roman"/>
-          <w:sz w:val="24"/>
-          <w:szCs w:val="24"/>
-          <w:lang w:val="en-US"/>
-        </w:rPr>
-        <w:t>đăng</w:t>
-      </w:r>
-      <w:r>
-        <w:rPr>
-          <w:rFonts w:ascii="Times New Roman" w:hAnsi="Times New Roman" w:eastAsia="Times New Roman" w:cs="Times New Roman"/>
-          <w:sz w:val="24"/>
-          <w:szCs w:val="24"/>
-          <w:lang w:val="en-US"/>
-        </w:rPr>
-        <w:t xml:space="preserve"> </w:t>
-      </w:r>
-      <w:r>
-        <w:rPr>
-          <w:rFonts w:ascii="Times New Roman" w:hAnsi="Times New Roman" w:eastAsia="Times New Roman" w:cs="Times New Roman"/>
-          <w:sz w:val="24"/>
-          <w:szCs w:val="24"/>
-          <w:lang w:val="en-US"/>
-        </w:rPr>
-        <w:t>kí</w:t>
-      </w:r>
-      <w:r>
-        <w:rPr>
-          <w:rFonts w:ascii="Times New Roman" w:hAnsi="Times New Roman" w:eastAsia="Times New Roman" w:cs="Times New Roman"/>
-          <w:sz w:val="24"/>
-          <w:szCs w:val="24"/>
-          <w:lang w:val="en-US"/>
-        </w:rPr>
-        <w:t xml:space="preserve"> </w:t>
-      </w:r>
-      <w:r>
-        <w:rPr>
-          <w:rFonts w:ascii="Times New Roman" w:hAnsi="Times New Roman" w:eastAsia="Times New Roman" w:cs="Times New Roman"/>
-          <w:sz w:val="24"/>
-          <w:szCs w:val="24"/>
-          <w:lang w:val="en-US"/>
-        </w:rPr>
-        <w:t>thường</w:t>
-      </w:r>
-      <w:r>
-        <w:rPr>
-          <w:rFonts w:ascii="Times New Roman" w:hAnsi="Times New Roman" w:eastAsia="Times New Roman" w:cs="Times New Roman"/>
-          <w:sz w:val="24"/>
-          <w:szCs w:val="24"/>
-          <w:lang w:val="en-US"/>
-        </w:rPr>
-        <w:t xml:space="preserve"> </w:t>
-      </w:r>
-      <w:r>
-        <w:rPr>
-          <w:rFonts w:ascii="Times New Roman" w:hAnsi="Times New Roman" w:eastAsia="Times New Roman" w:cs="Times New Roman"/>
-          <w:sz w:val="24"/>
-          <w:szCs w:val="24"/>
-          <w:lang w:val="en-US"/>
-        </w:rPr>
-        <w:t>trú</w:t>
-      </w:r>
-      <w:r>
-        <w:rPr>
-          <w:rFonts w:ascii="Times New Roman" w:hAnsi="Times New Roman" w:eastAsia="Times New Roman" w:cs="Times New Roman"/>
-          <w:sz w:val="24"/>
-          <w:szCs w:val="24"/>
-          <w:lang w:val="en-US"/>
-        </w:rPr>
-        <w:t>.......................................................................................................</w:t>
-      </w:r>
-    </w:p>
-    <w:p xmlns:wp14="http://schemas.microsoft.com/office/word/2010/wordml" wp14:textId="77777777">
-      <w:pPr>
-        <w:spacing w:before="80" w:after="60"/>
-      </w:pPr>
-    </w:p>
-    <w:p xmlns:wp14="http://schemas.microsoft.com/office/word/2010/wordml" wp14:textId="77777777">
-      <w:pPr>
-        <w:spacing w:before="60" w:after="60"/>
-      </w:pPr>
-      <w:r>
-        <w:rPr>
-          <w:rFonts w:ascii="Times New Roman" w:hAnsi="Times New Roman" w:eastAsia="Times New Roman" w:cs="Times New Roman"/>
-          <w:b w:val="1"/>
-          <w:bCs w:val="1"/>
-          <w:sz w:val="24"/>
-          <w:szCs w:val="24"/>
-          <w:lang w:val="en-US"/>
-        </w:rPr>
-        <w:t xml:space="preserve">   Sau khi thỏa thuận, hai bên thống nhất như sau:</w:t>
-      </w:r>
-    </w:p>
-    <w:p xmlns:wp14="http://schemas.microsoft.com/office/word/2010/wordml" wp14:textId="2CDFE994">
-      <w:pPr>
-        <w:pStyle w:val="Normal"/>
-        <w:spacing w:before="60" w:after="60"/>
         <w:rPr>
           <w:rFonts w:ascii="Times New Roman" w:hAnsi="Times New Roman" w:eastAsia="Times New Roman" w:cs="Times New Roman"/>
           <w:sz w:val="24"/>
@@ -1768,70 +2177,16 @@
           <w:szCs w:val="24"/>
           <w:lang w:val="en-US"/>
         </w:rPr>
-        <w:t>Bên</w:t>
-      </w:r>
-      <w:r>
-        <w:rPr>
-          <w:rFonts w:ascii="Times New Roman" w:hAnsi="Times New Roman" w:eastAsia="Times New Roman" w:cs="Times New Roman"/>
-          <w:sz w:val="24"/>
-          <w:szCs w:val="24"/>
-          <w:lang w:val="en-US"/>
-        </w:rPr>
-        <w:t xml:space="preserve"> A </w:t>
-      </w:r>
-      <w:r>
-        <w:rPr>
-          <w:rFonts w:ascii="Times New Roman" w:hAnsi="Times New Roman" w:eastAsia="Times New Roman" w:cs="Times New Roman"/>
-          <w:sz w:val="24"/>
-          <w:szCs w:val="24"/>
-          <w:lang w:val="en-US"/>
-        </w:rPr>
-        <w:t>đồng</w:t>
-      </w:r>
-      <w:r>
-        <w:rPr>
-          <w:rFonts w:ascii="Times New Roman" w:hAnsi="Times New Roman" w:eastAsia="Times New Roman" w:cs="Times New Roman"/>
-          <w:sz w:val="24"/>
-          <w:szCs w:val="24"/>
-          <w:lang w:val="en-US"/>
-        </w:rPr>
-        <w:t xml:space="preserve"> ý </w:t>
-      </w:r>
-      <w:r>
-        <w:rPr>
-          <w:rFonts w:ascii="Times New Roman" w:hAnsi="Times New Roman" w:eastAsia="Times New Roman" w:cs="Times New Roman"/>
-          <w:sz w:val="24"/>
-          <w:szCs w:val="24"/>
-          <w:lang w:val="en-US"/>
-        </w:rPr>
-        <w:t>cho</w:t>
-      </w:r>
-      <w:r>
-        <w:rPr>
-          <w:rFonts w:ascii="Times New Roman" w:hAnsi="Times New Roman" w:eastAsia="Times New Roman" w:cs="Times New Roman"/>
-          <w:sz w:val="24"/>
-          <w:szCs w:val="24"/>
-          <w:lang w:val="en-US"/>
-        </w:rPr>
-        <w:t xml:space="preserve"> </w:t>
-      </w:r>
-      <w:r>
-        <w:rPr>
-          <w:rFonts w:ascii="Times New Roman" w:hAnsi="Times New Roman" w:eastAsia="Times New Roman" w:cs="Times New Roman"/>
-          <w:sz w:val="24"/>
-          <w:szCs w:val="24"/>
-          <w:lang w:val="en-US"/>
-        </w:rPr>
-        <w:t>bên</w:t>
-      </w:r>
-      <w:r>
-        <w:rPr>
-          <w:rFonts w:ascii="Times New Roman" w:hAnsi="Times New Roman" w:eastAsia="Times New Roman" w:cs="Times New Roman"/>
-          <w:sz w:val="24"/>
-          <w:szCs w:val="24"/>
-          <w:lang w:val="en-US"/>
-        </w:rPr>
-        <w:t xml:space="preserve"> B </w:t>
+        <w:t>Giá</w:t>
+      </w:r>
+      <w:r>
+        <w:rPr>
+          <w:rFonts w:ascii="Times New Roman" w:hAnsi="Times New Roman" w:eastAsia="Times New Roman" w:cs="Times New Roman"/>
+          <w:sz w:val="24"/>
+          <w:szCs w:val="24"/>
+          <w:lang w:val="en-US"/>
+        </w:rPr>
+        <w:t xml:space="preserve"> </w:t>
       </w:r>
       <w:r>
         <w:rPr>
@@ -1849,524 +2204,16 @@
           <w:szCs w:val="24"/>
           <w:lang w:val="en-US"/>
         </w:rPr>
-        <w:t xml:space="preserve"> (</w:t>
-      </w:r>
-      <w:r>
-        <w:rPr>
-          <w:rFonts w:ascii="Times New Roman" w:hAnsi="Times New Roman" w:eastAsia="Times New Roman" w:cs="Times New Roman"/>
-          <w:sz w:val="24"/>
-          <w:szCs w:val="24"/>
-          <w:lang w:val="en-US"/>
-        </w:rPr>
-        <w:t>mượn</w:t>
-      </w:r>
-      <w:r>
-        <w:rPr>
-          <w:rFonts w:ascii="Times New Roman" w:hAnsi="Times New Roman" w:eastAsia="Times New Roman" w:cs="Times New Roman"/>
-          <w:sz w:val="24"/>
-          <w:szCs w:val="24"/>
-          <w:lang w:val="en-US"/>
-        </w:rPr>
-        <w:t xml:space="preserve">, ở </w:t>
-      </w:r>
-      <w:r>
-        <w:rPr>
-          <w:rFonts w:ascii="Times New Roman" w:hAnsi="Times New Roman" w:eastAsia="Times New Roman" w:cs="Times New Roman"/>
-          <w:sz w:val="24"/>
-          <w:szCs w:val="24"/>
-          <w:lang w:val="en-US"/>
-        </w:rPr>
-        <w:t>nhờ</w:t>
-      </w:r>
-      <w:r>
-        <w:rPr>
-          <w:rFonts w:ascii="Times New Roman" w:hAnsi="Times New Roman" w:eastAsia="Times New Roman" w:cs="Times New Roman"/>
-          <w:sz w:val="24"/>
-          <w:szCs w:val="24"/>
-          <w:lang w:val="en-US"/>
-        </w:rPr>
-        <w:t xml:space="preserve">) 01 </w:t>
-      </w:r>
-      <w:r>
-        <w:rPr>
-          <w:rFonts w:ascii="Times New Roman" w:hAnsi="Times New Roman" w:eastAsia="Times New Roman" w:cs="Times New Roman"/>
-          <w:sz w:val="24"/>
-          <w:szCs w:val="24"/>
-          <w:lang w:val="en-US"/>
-        </w:rPr>
-        <w:t>phòng</w:t>
-      </w:r>
-      <w:r>
-        <w:rPr>
-          <w:rFonts w:ascii="Times New Roman" w:hAnsi="Times New Roman" w:eastAsia="Times New Roman" w:cs="Times New Roman"/>
-          <w:sz w:val="24"/>
-          <w:szCs w:val="24"/>
-          <w:lang w:val="en-US"/>
-        </w:rPr>
-        <w:t xml:space="preserve"> </w:t>
-      </w:r>
-      <w:r>
-        <w:rPr>
-          <w:rFonts w:ascii="Times New Roman" w:hAnsi="Times New Roman" w:eastAsia="Times New Roman" w:cs="Times New Roman"/>
-          <w:sz w:val="24"/>
-          <w:szCs w:val="24"/>
-          <w:lang w:val="en-US"/>
-        </w:rPr>
-        <w:t>trọ</w:t>
-      </w:r>
-      <w:r>
-        <w:rPr>
-          <w:rFonts w:ascii="Times New Roman" w:hAnsi="Times New Roman" w:eastAsia="Times New Roman" w:cs="Times New Roman"/>
-          <w:sz w:val="24"/>
-          <w:szCs w:val="24"/>
-          <w:lang w:val="en-US"/>
-        </w:rPr>
-        <w:t xml:space="preserve"> </w:t>
-      </w:r>
-      <w:r>
-        <w:rPr>
-          <w:rFonts w:ascii="Times New Roman" w:hAnsi="Times New Roman" w:eastAsia="Times New Roman" w:cs="Times New Roman"/>
-          <w:sz w:val="24"/>
-          <w:szCs w:val="24"/>
-          <w:lang w:val="en-US"/>
-        </w:rPr>
-        <w:t>số</w:t>
-      </w:r>
-      <w:r>
-        <w:rPr>
-          <w:rFonts w:ascii="Times New Roman" w:hAnsi="Times New Roman" w:eastAsia="Times New Roman" w:cs="Times New Roman"/>
-          <w:sz w:val="24"/>
-          <w:szCs w:val="24"/>
-          <w:lang w:val="en-US"/>
-        </w:rPr>
-        <w:t xml:space="preserve"> </w:t>
-      </w:r>
-      <w:r>
-        <w:rPr>
-          <w:rFonts w:ascii="Times New Roman" w:hAnsi="Times New Roman" w:eastAsia="Times New Roman" w:cs="Times New Roman"/>
-          <w:sz w:val="24"/>
-          <w:szCs w:val="24"/>
-          <w:lang w:val="en-US"/>
-        </w:rPr>
-        <w:t>..........</w:t>
-      </w:r>
-      <w:r>
-        <w:rPr>
-          <w:rFonts w:ascii="Times New Roman" w:hAnsi="Times New Roman" w:eastAsia="Times New Roman" w:cs="Times New Roman"/>
-          <w:sz w:val="24"/>
-          <w:szCs w:val="24"/>
-          <w:lang w:val="en-US"/>
-        </w:rPr>
-        <w:t xml:space="preserve"> </w:t>
-      </w:r>
-      <w:r>
-        <w:rPr>
-          <w:rFonts w:ascii="Times New Roman" w:hAnsi="Times New Roman" w:eastAsia="Times New Roman" w:cs="Times New Roman"/>
-          <w:sz w:val="24"/>
-          <w:szCs w:val="24"/>
-          <w:lang w:val="en-US"/>
-        </w:rPr>
-        <w:t>tại</w:t>
-      </w:r>
-      <w:r>
-        <w:rPr>
-          <w:rFonts w:ascii="Times New Roman" w:hAnsi="Times New Roman" w:eastAsia="Times New Roman" w:cs="Times New Roman"/>
-          <w:sz w:val="24"/>
-          <w:szCs w:val="24"/>
-          <w:lang w:val="en-US"/>
-        </w:rPr>
-        <w:t xml:space="preserve"> </w:t>
-      </w:r>
-      <w:r>
-        <w:rPr>
-          <w:rFonts w:ascii="Times New Roman" w:hAnsi="Times New Roman" w:eastAsia="Times New Roman" w:cs="Times New Roman"/>
-          <w:sz w:val="24"/>
-          <w:szCs w:val="24"/>
-          <w:lang w:val="en-US"/>
-        </w:rPr>
-        <w:t>căn</w:t>
-      </w:r>
-      <w:r>
-        <w:rPr>
-          <w:rFonts w:ascii="Times New Roman" w:hAnsi="Times New Roman" w:eastAsia="Times New Roman" w:cs="Times New Roman"/>
-          <w:sz w:val="24"/>
-          <w:szCs w:val="24"/>
-          <w:lang w:val="en-US"/>
-        </w:rPr>
-        <w:t xml:space="preserve"> </w:t>
-      </w:r>
-      <w:r>
-        <w:rPr>
-          <w:rFonts w:ascii="Times New Roman" w:hAnsi="Times New Roman" w:eastAsia="Times New Roman" w:cs="Times New Roman"/>
-          <w:sz w:val="24"/>
-          <w:szCs w:val="24"/>
-          <w:lang w:val="en-US"/>
-        </w:rPr>
-        <w:t>nhà</w:t>
-      </w:r>
-      <w:r>
-        <w:rPr>
-          <w:rFonts w:ascii="Times New Roman" w:hAnsi="Times New Roman" w:eastAsia="Times New Roman" w:cs="Times New Roman"/>
-          <w:sz w:val="24"/>
-          <w:szCs w:val="24"/>
-          <w:lang w:val="en-US"/>
-        </w:rPr>
-        <w:t xml:space="preserve"> </w:t>
-      </w:r>
-      <w:r>
-        <w:rPr>
-          <w:rFonts w:ascii="Times New Roman" w:hAnsi="Times New Roman" w:eastAsia="Times New Roman" w:cs="Times New Roman"/>
-          <w:sz w:val="24"/>
-          <w:szCs w:val="24"/>
-          <w:lang w:val="en-US"/>
-        </w:rPr>
-        <w:t>số</w:t>
-      </w:r>
-      <w:r>
-        <w:rPr>
-          <w:rFonts w:ascii="Times New Roman" w:hAnsi="Times New Roman" w:eastAsia="Times New Roman" w:cs="Times New Roman"/>
-          <w:sz w:val="24"/>
-          <w:szCs w:val="24"/>
-          <w:lang w:val="en-US"/>
-        </w:rPr>
-        <w:t xml:space="preserve"> </w:t>
-      </w:r>
-      <w:r>
-        <w:rPr>
-          <w:rFonts w:ascii="Times New Roman" w:hAnsi="Times New Roman" w:eastAsia="Times New Roman" w:cs="Times New Roman"/>
-          <w:sz w:val="24"/>
-          <w:szCs w:val="24"/>
-          <w:lang w:val="en-US"/>
-        </w:rPr>
-        <w:t>........................</w:t>
-      </w:r>
-    </w:p>
-    <w:p xmlns:wp14="http://schemas.microsoft.com/office/word/2010/wordml" wp14:textId="22E9F98A">
-      <w:pPr>
-        <w:pStyle w:val="Normal"/>
-        <w:spacing w:before="60" w:after="60"/>
-        <w:rPr>
-          <w:rFonts w:ascii="Times New Roman" w:hAnsi="Times New Roman" w:eastAsia="Times New Roman" w:cs="Times New Roman"/>
-          <w:sz w:val="24"/>
-          <w:szCs w:val="24"/>
-          <w:lang w:val="en-US"/>
-        </w:rPr>
-      </w:pPr>
-      <w:r>
-        <w:rPr>
-          <w:rFonts w:ascii="Times New Roman" w:hAnsi="Times New Roman" w:eastAsia="Times New Roman" w:cs="Times New Roman"/>
-          <w:sz w:val="24"/>
-          <w:szCs w:val="24"/>
-          <w:lang w:val="en-US"/>
-        </w:rPr>
-        <w:t xml:space="preserve">   ............................................................................................................................................................</w:t>
-      </w:r>
-    </w:p>
-    <w:p xmlns:wp14="http://schemas.microsoft.com/office/word/2010/wordml" wp14:textId="14505CAC">
-      <w:pPr>
-        <w:spacing w:before="60" w:after="60"/>
-      </w:pPr>
-      <w:r>
-        <w:rPr>
-          <w:rFonts w:ascii="Times New Roman" w:hAnsi="Times New Roman" w:eastAsia="Times New Roman" w:cs="Times New Roman"/>
-          <w:sz w:val="24"/>
-          <w:szCs w:val="24"/>
-          <w:lang w:val="en-US"/>
-        </w:rPr>
-        <w:t xml:space="preserve">   </w:t>
-      </w:r>
-      <w:r>
-        <w:rPr>
-          <w:rFonts w:ascii="Times New Roman" w:hAnsi="Times New Roman" w:eastAsia="Times New Roman" w:cs="Times New Roman"/>
-          <w:sz w:val="24"/>
-          <w:szCs w:val="24"/>
-          <w:lang w:val="en-US"/>
-        </w:rPr>
-        <w:t>Thời</w:t>
-      </w:r>
-      <w:r>
-        <w:rPr>
-          <w:rFonts w:ascii="Times New Roman" w:hAnsi="Times New Roman" w:eastAsia="Times New Roman" w:cs="Times New Roman"/>
-          <w:sz w:val="24"/>
-          <w:szCs w:val="24"/>
-          <w:lang w:val="en-US"/>
-        </w:rPr>
-        <w:t xml:space="preserve"> </w:t>
-      </w:r>
-      <w:r>
-        <w:rPr>
-          <w:rFonts w:ascii="Times New Roman" w:hAnsi="Times New Roman" w:eastAsia="Times New Roman" w:cs="Times New Roman"/>
-          <w:sz w:val="24"/>
-          <w:szCs w:val="24"/>
-          <w:lang w:val="en-US"/>
-        </w:rPr>
-        <w:t>hạn</w:t>
-      </w:r>
-      <w:r>
-        <w:rPr>
-          <w:rFonts w:ascii="Times New Roman" w:hAnsi="Times New Roman" w:eastAsia="Times New Roman" w:cs="Times New Roman"/>
-          <w:sz w:val="24"/>
-          <w:szCs w:val="24"/>
-          <w:lang w:val="en-US"/>
-        </w:rPr>
-        <w:t xml:space="preserve"> </w:t>
-      </w:r>
-      <w:r>
-        <w:rPr>
-          <w:rFonts w:ascii="Times New Roman" w:hAnsi="Times New Roman" w:eastAsia="Times New Roman" w:cs="Times New Roman"/>
-          <w:sz w:val="24"/>
-          <w:szCs w:val="24"/>
-          <w:lang w:val="en-US"/>
-        </w:rPr>
-        <w:t>thuê</w:t>
-      </w:r>
-      <w:r>
-        <w:rPr>
-          <w:rFonts w:ascii="Times New Roman" w:hAnsi="Times New Roman" w:eastAsia="Times New Roman" w:cs="Times New Roman"/>
-          <w:sz w:val="24"/>
-          <w:szCs w:val="24"/>
-          <w:lang w:val="en-US"/>
-        </w:rPr>
-        <w:t xml:space="preserve"> (</w:t>
-      </w:r>
-      <w:r>
-        <w:rPr>
-          <w:rFonts w:ascii="Times New Roman" w:hAnsi="Times New Roman" w:eastAsia="Times New Roman" w:cs="Times New Roman"/>
-          <w:sz w:val="24"/>
-          <w:szCs w:val="24"/>
-          <w:lang w:val="en-US"/>
-        </w:rPr>
-        <w:t>mượn</w:t>
-      </w:r>
-      <w:r>
-        <w:rPr>
-          <w:rFonts w:ascii="Times New Roman" w:hAnsi="Times New Roman" w:eastAsia="Times New Roman" w:cs="Times New Roman"/>
-          <w:sz w:val="24"/>
-          <w:szCs w:val="24"/>
-          <w:lang w:val="en-US"/>
-        </w:rPr>
-        <w:t xml:space="preserve">, ở </w:t>
-      </w:r>
-      <w:r>
-        <w:rPr>
-          <w:rFonts w:ascii="Times New Roman" w:hAnsi="Times New Roman" w:eastAsia="Times New Roman" w:cs="Times New Roman"/>
-          <w:sz w:val="24"/>
-          <w:szCs w:val="24"/>
-          <w:lang w:val="en-US"/>
-        </w:rPr>
-        <w:t>nhờ</w:t>
-      </w:r>
-      <w:r>
-        <w:rPr>
-          <w:rFonts w:ascii="Times New Roman" w:hAnsi="Times New Roman" w:eastAsia="Times New Roman" w:cs="Times New Roman"/>
-          <w:sz w:val="24"/>
-          <w:szCs w:val="24"/>
-          <w:lang w:val="en-US"/>
-        </w:rPr>
-        <w:t>)</w:t>
-      </w:r>
-      <w:r>
-        <w:rPr>
-          <w:rFonts w:ascii="Times New Roman" w:hAnsi="Times New Roman" w:eastAsia="Times New Roman" w:cs="Times New Roman"/>
-          <w:sz w:val="24"/>
-          <w:szCs w:val="24"/>
-          <w:lang w:val="en-US"/>
-        </w:rPr>
-        <w:t xml:space="preserve"> .......</w:t>
-      </w:r>
-      <w:r>
-        <w:rPr>
-          <w:rFonts w:ascii="Times New Roman" w:hAnsi="Times New Roman" w:eastAsia="Times New Roman" w:cs="Times New Roman"/>
-          <w:sz w:val="24"/>
-          <w:szCs w:val="24"/>
-          <w:lang w:val="en-US"/>
-        </w:rPr>
-        <w:t xml:space="preserve"> </w:t>
-      </w:r>
-      <w:r>
-        <w:rPr>
-          <w:rFonts w:ascii="Times New Roman" w:hAnsi="Times New Roman" w:eastAsia="Times New Roman" w:cs="Times New Roman"/>
-          <w:sz w:val="24"/>
-          <w:szCs w:val="24"/>
-          <w:lang w:val="en-US"/>
-        </w:rPr>
-        <w:t>năm</w:t>
-      </w:r>
-      <w:r>
-        <w:rPr>
-          <w:rFonts w:ascii="Times New Roman" w:hAnsi="Times New Roman" w:eastAsia="Times New Roman" w:cs="Times New Roman"/>
-          <w:sz w:val="24"/>
-          <w:szCs w:val="24"/>
-          <w:lang w:val="en-US"/>
-        </w:rPr>
-        <w:t xml:space="preserve"> </w:t>
-      </w:r>
-      <w:r>
-        <w:rPr>
-          <w:rFonts w:ascii="Times New Roman" w:hAnsi="Times New Roman" w:eastAsia="Times New Roman" w:cs="Times New Roman"/>
-          <w:sz w:val="24"/>
-          <w:szCs w:val="24"/>
-          <w:lang w:val="en-US"/>
-        </w:rPr>
-        <w:t>kể</w:t>
-      </w:r>
-      <w:r>
-        <w:rPr>
-          <w:rFonts w:ascii="Times New Roman" w:hAnsi="Times New Roman" w:eastAsia="Times New Roman" w:cs="Times New Roman"/>
-          <w:sz w:val="24"/>
-          <w:szCs w:val="24"/>
-          <w:lang w:val="en-US"/>
-        </w:rPr>
-        <w:t xml:space="preserve"> </w:t>
-      </w:r>
-      <w:r>
-        <w:rPr>
-          <w:rFonts w:ascii="Times New Roman" w:hAnsi="Times New Roman" w:eastAsia="Times New Roman" w:cs="Times New Roman"/>
-          <w:sz w:val="24"/>
-          <w:szCs w:val="24"/>
-          <w:lang w:val="en-US"/>
-        </w:rPr>
-        <w:t>từ</w:t>
-      </w:r>
-      <w:r>
-        <w:rPr>
-          <w:rFonts w:ascii="Times New Roman" w:hAnsi="Times New Roman" w:eastAsia="Times New Roman" w:cs="Times New Roman"/>
-          <w:sz w:val="24"/>
-          <w:szCs w:val="24"/>
-          <w:lang w:val="en-US"/>
-        </w:rPr>
-        <w:t xml:space="preserve"> </w:t>
-      </w:r>
-      <w:r>
-        <w:rPr>
-          <w:rFonts w:ascii="Times New Roman" w:hAnsi="Times New Roman" w:eastAsia="Times New Roman" w:cs="Times New Roman"/>
-          <w:sz w:val="24"/>
-          <w:szCs w:val="24"/>
-          <w:lang w:val="en-US"/>
-        </w:rPr>
-        <w:t>ngày</w:t>
-      </w:r>
-      <w:r>
-        <w:rPr>
-          <w:rFonts w:ascii="Times New Roman" w:hAnsi="Times New Roman" w:eastAsia="Times New Roman" w:cs="Times New Roman"/>
-          <w:sz w:val="24"/>
-          <w:szCs w:val="24"/>
-          <w:lang w:val="en-US"/>
-        </w:rPr>
-        <w:t xml:space="preserve"> </w:t>
-      </w:r>
-      <w:r>
-        <w:rPr>
-          <w:rFonts w:ascii="Times New Roman" w:hAnsi="Times New Roman" w:eastAsia="Times New Roman" w:cs="Times New Roman"/>
-          <w:sz w:val="24"/>
-          <w:szCs w:val="24"/>
-          <w:lang w:val="en-US"/>
-        </w:rPr>
-        <w:t>ký</w:t>
-      </w:r>
-      <w:r>
-        <w:rPr>
-          <w:rFonts w:ascii="Times New Roman" w:hAnsi="Times New Roman" w:eastAsia="Times New Roman" w:cs="Times New Roman"/>
-          <w:sz w:val="24"/>
-          <w:szCs w:val="24"/>
-          <w:lang w:val="en-US"/>
-        </w:rPr>
-        <w:t xml:space="preserve"> </w:t>
-      </w:r>
-      <w:r>
-        <w:rPr>
-          <w:rFonts w:ascii="Times New Roman" w:hAnsi="Times New Roman" w:eastAsia="Times New Roman" w:cs="Times New Roman"/>
-          <w:sz w:val="24"/>
-          <w:szCs w:val="24"/>
-          <w:lang w:val="en-US"/>
-        </w:rPr>
-        <w:t>hợp</w:t>
-      </w:r>
-      <w:r>
-        <w:rPr>
-          <w:rFonts w:ascii="Times New Roman" w:hAnsi="Times New Roman" w:eastAsia="Times New Roman" w:cs="Times New Roman"/>
-          <w:sz w:val="24"/>
-          <w:szCs w:val="24"/>
-          <w:lang w:val="en-US"/>
-        </w:rPr>
-        <w:t xml:space="preserve"> </w:t>
-      </w:r>
-      <w:r>
-        <w:rPr>
-          <w:rFonts w:ascii="Times New Roman" w:hAnsi="Times New Roman" w:eastAsia="Times New Roman" w:cs="Times New Roman"/>
-          <w:sz w:val="24"/>
-          <w:szCs w:val="24"/>
-          <w:lang w:val="en-US"/>
-        </w:rPr>
-        <w:t>đồng</w:t>
-      </w:r>
-      <w:r>
-        <w:rPr>
-          <w:rFonts w:ascii="Times New Roman" w:hAnsi="Times New Roman" w:eastAsia="Times New Roman" w:cs="Times New Roman"/>
-          <w:sz w:val="24"/>
-          <w:szCs w:val="24"/>
-          <w:lang w:val="en-US"/>
-        </w:rPr>
-        <w:t>.</w:t>
-      </w:r>
-    </w:p>
-    <w:p xmlns:wp14="http://schemas.microsoft.com/office/word/2010/wordml" wp14:textId="7DA12596">
-      <w:pPr>
-        <w:spacing w:before="60" w:after="60"/>
-      </w:pPr>
-      <w:r>
-        <w:rPr>
-          <w:rFonts w:ascii="Times New Roman" w:hAnsi="Times New Roman" w:eastAsia="Times New Roman" w:cs="Times New Roman"/>
-          <w:sz w:val="24"/>
-          <w:szCs w:val="24"/>
-          <w:lang w:val="en-US"/>
-        </w:rPr>
-        <w:t xml:space="preserve">   </w:t>
-      </w:r>
-      <w:r>
-        <w:rPr>
-          <w:rFonts w:ascii="Times New Roman" w:hAnsi="Times New Roman" w:eastAsia="Times New Roman" w:cs="Times New Roman"/>
-          <w:sz w:val="24"/>
-          <w:szCs w:val="24"/>
-          <w:lang w:val="en-US"/>
-        </w:rPr>
-        <w:t>Giá</w:t>
-      </w:r>
-      <w:r>
-        <w:rPr>
-          <w:rFonts w:ascii="Times New Roman" w:hAnsi="Times New Roman" w:eastAsia="Times New Roman" w:cs="Times New Roman"/>
-          <w:sz w:val="24"/>
-          <w:szCs w:val="24"/>
-          <w:lang w:val="en-US"/>
-        </w:rPr>
-        <w:t xml:space="preserve"> </w:t>
-      </w:r>
-      <w:r>
-        <w:rPr>
-          <w:rFonts w:ascii="Times New Roman" w:hAnsi="Times New Roman" w:eastAsia="Times New Roman" w:cs="Times New Roman"/>
-          <w:sz w:val="24"/>
-          <w:szCs w:val="24"/>
-          <w:lang w:val="en-US"/>
-        </w:rPr>
-        <w:t>thuê</w:t>
-      </w:r>
-      <w:r>
-        <w:rPr>
-          <w:rFonts w:ascii="Times New Roman" w:hAnsi="Times New Roman" w:eastAsia="Times New Roman" w:cs="Times New Roman"/>
-          <w:sz w:val="24"/>
-          <w:szCs w:val="24"/>
-          <w:lang w:val="en-US"/>
-        </w:rPr>
-        <w:t xml:space="preserve"> </w:t>
-      </w:r>
-      <w:r>
-        <w:rPr>
-          <w:rFonts w:ascii="Times New Roman" w:hAnsi="Times New Roman" w:eastAsia="Times New Roman" w:cs="Times New Roman"/>
-          <w:sz w:val="24"/>
-          <w:szCs w:val="24"/>
-          <w:lang w:val="en-US"/>
-        </w:rPr>
-        <w:t>.......................................</w:t>
+        <w:t xml:space="preserve"> </w:t>
+      </w:r>
+      <w:r>
+        <w:rPr>
+          <w:rFonts w:ascii="Times New Roman" w:hAnsi="Times New Roman" w:eastAsia="Times New Roman" w:cs="Times New Roman"/>
+          <w:sz w:val="24"/>
+          <w:szCs w:val="24"/>
+          <w:lang w:val="en-US"/>
+        </w:rPr>
+        <w:t>{rentPrice}</w:t>
       </w:r>
     </w:p>
     <w:p xmlns:wp14="http://schemas.microsoft.com/office/word/2010/wordml" wp14:textId="77777777">
